--- a/create_bookdown_file.docx
+++ b/create_bookdown_file.docx
@@ -166,7 +166,6 @@
         <w:br/>
       </w:r>
       <w:proofErr w:type="spellStart"/>
-      <w:proofErr w:type="gramStart"/>
       <w:r>
         <w:rPr>
           <w:rFonts w:ascii="Consolas" w:hAnsi="Consolas"/>
@@ -174,26 +173,11 @@
         <w:t>install.packages</w:t>
       </w:r>
       <w:proofErr w:type="spellEnd"/>
-      <w:proofErr w:type="gramEnd"/>
-      <w:r>
-        <w:rPr>
-          <w:rFonts w:ascii="Consolas" w:hAnsi="Consolas"/>
-        </w:rPr>
-        <w:t>(</w:t>
-      </w:r>
-      <w:proofErr w:type="gramStart"/>
-      <w:r>
-        <w:rPr>
-          <w:rFonts w:ascii="Consolas" w:hAnsi="Consolas"/>
-        </w:rPr>
-        <w:t>c(</w:t>
-      </w:r>
-      <w:proofErr w:type="gramEnd"/>
-      <w:r>
-        <w:rPr>
-          <w:rFonts w:ascii="Consolas" w:hAnsi="Consolas"/>
-        </w:rPr>
-        <w:t>"</w:t>
+      <w:r>
+        <w:rPr>
+          <w:rFonts w:ascii="Consolas" w:hAnsi="Consolas"/>
+        </w:rPr>
+        <w:t>(c("</w:t>
       </w:r>
       <w:proofErr w:type="spellStart"/>
       <w:r>
@@ -253,7 +237,6 @@
         <w:br/>
       </w:r>
       <w:proofErr w:type="spellStart"/>
-      <w:proofErr w:type="gramStart"/>
       <w:r>
         <w:rPr>
           <w:rFonts w:ascii="Consolas" w:hAnsi="Consolas"/>
@@ -268,33 +251,18 @@
         <w:t>::</w:t>
       </w:r>
       <w:proofErr w:type="spellStart"/>
-      <w:proofErr w:type="gramEnd"/>
-      <w:r>
-        <w:rPr>
-          <w:rFonts w:ascii="Consolas" w:hAnsi="Consolas"/>
-        </w:rPr>
-        <w:t>install_</w:t>
-      </w:r>
-      <w:proofErr w:type="gramStart"/>
-      <w:r>
-        <w:rPr>
-          <w:rFonts w:ascii="Consolas" w:hAnsi="Consolas"/>
-        </w:rPr>
-        <w:t>tinytex</w:t>
+      <w:r>
+        <w:rPr>
+          <w:rFonts w:ascii="Consolas" w:hAnsi="Consolas"/>
+        </w:rPr>
+        <w:t>install_tinytex</w:t>
       </w:r>
       <w:proofErr w:type="spellEnd"/>
       <w:r>
         <w:rPr>
           <w:rFonts w:ascii="Consolas" w:hAnsi="Consolas"/>
         </w:rPr>
-        <w:t>(</w:t>
-      </w:r>
-      <w:proofErr w:type="gramEnd"/>
-      <w:r>
-        <w:rPr>
-          <w:rFonts w:ascii="Consolas" w:hAnsi="Consolas"/>
-        </w:rPr>
-        <w:t>)</w:t>
+        <w:t>()</w:t>
       </w:r>
     </w:p>
     <w:p>
@@ -727,14 +695,9 @@
       </w:r>
       <w:proofErr w:type="spellStart"/>
       <w:r>
-        <w:t>main_</w:t>
-      </w:r>
-      <w:proofErr w:type="gramStart"/>
-      <w:r>
-        <w:t>thesis.Rmd</w:t>
+        <w:t>main_thesis.Rmd</w:t>
       </w:r>
       <w:proofErr w:type="spellEnd"/>
-      <w:proofErr w:type="gramEnd"/>
       <w:r>
         <w:t>”. It will</w:t>
       </w:r>
@@ -1295,7 +1258,6 @@
               <w:t xml:space="preserve">  </w:t>
             </w:r>
             <w:proofErr w:type="spellStart"/>
-            <w:proofErr w:type="gramStart"/>
             <w:r>
               <w:t>bookdown</w:t>
             </w:r>
@@ -1304,7 +1266,6 @@
               <w:t>::</w:t>
             </w:r>
             <w:proofErr w:type="spellStart"/>
-            <w:proofErr w:type="gramEnd"/>
             <w:r>
               <w:t>pdf_book</w:t>
             </w:r>
@@ -1376,61 +1337,67 @@
             <w:r>
               <w:t>csl: ./References/</w:t>
             </w:r>
+            <w:r>
+              <w:t>microbiome.</w:t>
+            </w:r>
+            <w:r>
+              <w:t>csl</w:t>
+            </w:r>
+          </w:p>
+          <w:p>
+            <w:r>
+              <w:t>link-citations: true</w:t>
+            </w:r>
+          </w:p>
+          <w:p>
+            <w:r>
+              <w:t>---</w:t>
+            </w:r>
+          </w:p>
+        </w:tc>
+        <w:tc>
+          <w:tcPr>
+            <w:tcW w:w="3909" w:type="dxa"/>
+          </w:tcPr>
+          <w:p>
+            <w:r>
+              <w:t>---</w:t>
+            </w:r>
+          </w:p>
+          <w:p>
+            <w:r>
+              <w:t>output:</w:t>
+            </w:r>
+          </w:p>
+          <w:p>
+            <w:r>
+              <w:t xml:space="preserve">  </w:t>
+            </w:r>
             <w:proofErr w:type="spellStart"/>
             <w:r>
-              <w:t>microbiome.csl</w:t>
-            </w:r>
-            <w:r>
-              <w:t>.csl</w:t>
+              <w:t>bookdown</w:t>
             </w:r>
             <w:proofErr w:type="spellEnd"/>
-          </w:p>
-          <w:p>
-            <w:r>
-              <w:t>link-citations: true</w:t>
-            </w:r>
-          </w:p>
-          <w:p>
-            <w:r>
-              <w:t>---</w:t>
-            </w:r>
-          </w:p>
-        </w:tc>
-        <w:tc>
-          <w:tcPr>
-            <w:tcW w:w="3909" w:type="dxa"/>
-          </w:tcPr>
-          <w:p>
-            <w:r>
-              <w:t>---</w:t>
-            </w:r>
-          </w:p>
-          <w:p>
-            <w:r>
-              <w:t>output:</w:t>
-            </w:r>
-          </w:p>
-          <w:p>
-            <w:r>
-              <w:t xml:space="preserve">  </w:t>
+            <w:r>
+              <w:t xml:space="preserve">::word_document2: </w:t>
+            </w:r>
+          </w:p>
+          <w:p>
+            <w:r>
+              <w:t xml:space="preserve">    toc: yes </w:t>
+            </w:r>
+          </w:p>
+          <w:p>
+            <w:r>
+              <w:t xml:space="preserve">    </w:t>
             </w:r>
             <w:proofErr w:type="spellStart"/>
-            <w:proofErr w:type="gramStart"/>
-            <w:r>
-              <w:t>bookdown</w:t>
+            <w:r>
+              <w:t>keep_tex</w:t>
             </w:r>
             <w:proofErr w:type="spellEnd"/>
             <w:r>
-              <w:t>::</w:t>
-            </w:r>
-            <w:proofErr w:type="gramEnd"/>
-            <w:r>
-              <w:t xml:space="preserve">word_document2: </w:t>
-            </w:r>
-          </w:p>
-          <w:p>
-            <w:r>
-              <w:t xml:space="preserve">    toc: yes </w:t>
+              <w:t>: no</w:t>
             </w:r>
           </w:p>
           <w:p>
@@ -1439,11 +1406,11 @@
             </w:r>
             <w:proofErr w:type="spellStart"/>
             <w:r>
-              <w:t>keep_tex</w:t>
+              <w:t>number_sections</w:t>
             </w:r>
             <w:proofErr w:type="spellEnd"/>
             <w:r>
-              <w:t>: no</w:t>
+              <w:t>: yes</w:t>
             </w:r>
           </w:p>
           <w:p>
@@ -1452,50 +1419,32 @@
             </w:r>
             <w:proofErr w:type="spellStart"/>
             <w:r>
-              <w:t>number_sections</w:t>
+              <w:t>latex_engine</w:t>
             </w:r>
             <w:proofErr w:type="spellEnd"/>
             <w:r>
-              <w:t>: yes</w:t>
-            </w:r>
-          </w:p>
-          <w:p>
-            <w:r>
-              <w:t xml:space="preserve">    </w:t>
+              <w:t xml:space="preserve">: </w:t>
             </w:r>
             <w:proofErr w:type="spellStart"/>
             <w:r>
-              <w:t>latex_engine</w:t>
+              <w:t>xelatex</w:t>
             </w:r>
             <w:proofErr w:type="spellEnd"/>
-            <w:r>
-              <w:t xml:space="preserve">: </w:t>
+          </w:p>
+          <w:p>
+            <w:r>
+              <w:t>bibliography: ./References/</w:t>
             </w:r>
             <w:proofErr w:type="spellStart"/>
             <w:r>
-              <w:t>xelatex</w:t>
+              <w:t>reference_list.bib</w:t>
             </w:r>
             <w:proofErr w:type="spellEnd"/>
           </w:p>
           <w:p>
             <w:r>
-              <w:t>bibliography: ./References/</w:t>
-            </w:r>
-            <w:proofErr w:type="spellStart"/>
-            <w:r>
-              <w:t>reference_list.bib</w:t>
-            </w:r>
-            <w:proofErr w:type="spellEnd"/>
-          </w:p>
-          <w:p>
-            <w:r>
-              <w:t>csl: ./References/</w:t>
-            </w:r>
-            <w:proofErr w:type="spellStart"/>
-            <w:r>
-              <w:t>microbiome.csl.csl</w:t>
-            </w:r>
-            <w:proofErr w:type="spellEnd"/>
+              <w:t>csl: ./References/microbiome.csl</w:t>
+            </w:r>
           </w:p>
           <w:p>
             <w:r>
@@ -1542,7 +1491,6 @@
               <w:t xml:space="preserve">  </w:t>
             </w:r>
             <w:proofErr w:type="spellStart"/>
-            <w:proofErr w:type="gramStart"/>
             <w:r>
               <w:t>bookdown</w:t>
             </w:r>
@@ -1551,7 +1499,6 @@
               <w:t>::</w:t>
             </w:r>
             <w:proofErr w:type="spellStart"/>
-            <w:proofErr w:type="gramEnd"/>
             <w:r>
               <w:t>pdf_book</w:t>
             </w:r>
@@ -1622,17 +1569,12 @@
               <w:t xml:space="preserve">  </w:t>
             </w:r>
             <w:proofErr w:type="spellStart"/>
-            <w:proofErr w:type="gramStart"/>
             <w:r>
               <w:t>bookdown</w:t>
             </w:r>
             <w:proofErr w:type="spellEnd"/>
             <w:r>
-              <w:t>::</w:t>
-            </w:r>
-            <w:proofErr w:type="gramEnd"/>
-            <w:r>
-              <w:t xml:space="preserve">word_document2: </w:t>
+              <w:t xml:space="preserve">::word_document2: </w:t>
             </w:r>
           </w:p>
           <w:p>
@@ -1784,7 +1726,6 @@
               <w:jc w:val="center"/>
             </w:pPr>
             <w:r>
-              <w:lastRenderedPageBreak/>
               <w:t>Or</w:t>
             </w:r>
           </w:p>
@@ -1793,6 +1734,7 @@
               <w:jc w:val="center"/>
             </w:pPr>
             <w:r>
+              <w:lastRenderedPageBreak/>
               <w:t>Two asterisks</w:t>
             </w:r>
           </w:p>
@@ -1821,6 +1763,7 @@
               <w:jc w:val="center"/>
             </w:pPr>
             <w:r>
+              <w:lastRenderedPageBreak/>
               <w:t>**text**</w:t>
             </w:r>
           </w:p>
@@ -2044,11 +1987,9 @@
             <w:pPr>
               <w:jc w:val="center"/>
             </w:pPr>
-            <w:proofErr w:type="gramStart"/>
             <w:r>
               <w:t>![</w:t>
             </w:r>
-            <w:proofErr w:type="gramEnd"/>
             <w:r>
               <w:t>text](path/to/image)</w:t>
             </w:r>
@@ -2335,29 +2276,13 @@
           </w:tcPr>
           <w:p>
             <w:r>
-              <w:t>(</w:t>
-            </w:r>
-            <w:proofErr w:type="gramStart"/>
-            <w:r>
-              <w:t>ref:plot</w:t>
-            </w:r>
-            <w:proofErr w:type="gramEnd"/>
-            <w:r>
-              <w:t xml:space="preserve">1) A scatterplot of fake data using **base** R graphics. </w:t>
+              <w:t xml:space="preserve">(ref:plot1) A scatterplot of fake data using **base** R graphics. </w:t>
             </w:r>
           </w:p>
           <w:p/>
           <w:p>
             <w:r>
-              <w:t>``</w:t>
-            </w:r>
-            <w:proofErr w:type="gramStart"/>
-            <w:r>
-              <w:t>`{</w:t>
-            </w:r>
-            <w:proofErr w:type="gramEnd"/>
-            <w:r>
-              <w:t xml:space="preserve">r plot1, </w:t>
+              <w:t xml:space="preserve">```{r plot1, </w:t>
             </w:r>
             <w:proofErr w:type="spellStart"/>
             <w:r>
@@ -2365,33 +2290,12 @@
             </w:r>
             <w:proofErr w:type="spellEnd"/>
             <w:r>
-              <w:t>='(</w:t>
-            </w:r>
-            <w:proofErr w:type="gramStart"/>
-            <w:r>
-              <w:t>ref:plot</w:t>
-            </w:r>
-            <w:proofErr w:type="gramEnd"/>
-            <w:r>
-              <w:t>1)'}</w:t>
-            </w:r>
-          </w:p>
-          <w:p>
-            <w:proofErr w:type="gramStart"/>
-            <w:r>
-              <w:t>plot(</w:t>
-            </w:r>
-            <w:proofErr w:type="gramEnd"/>
-            <w:r>
-              <w:t>x = 1:10, y = 1:10</w:t>
-            </w:r>
-            <w:proofErr w:type="gramStart"/>
-            <w:r>
-              <w:t>)  #</w:t>
-            </w:r>
-            <w:proofErr w:type="gramEnd"/>
-            <w:r>
-              <w:t xml:space="preserve"> a scatterplot</w:t>
+              <w:t>='(ref:plot1)'}</w:t>
+            </w:r>
+          </w:p>
+          <w:p>
+            <w:r>
+              <w:t>plot(x = 1:10, y = 1:10)  # a scatterplot</w:t>
             </w:r>
           </w:p>
           <w:p>
@@ -2434,23 +2338,7 @@
           </w:tcPr>
           <w:p>
             <w:r>
-              <w:t>$$f(k) = {n \choose k} p^{k} (1-</w:t>
-            </w:r>
-            <w:proofErr w:type="gramStart"/>
-            <w:r>
-              <w:t>p)^</w:t>
-            </w:r>
-            <w:proofErr w:type="gramEnd"/>
-            <w:r>
-              <w:t>{n-</w:t>
-            </w:r>
-            <w:proofErr w:type="gramStart"/>
-            <w:r>
-              <w:t>k}$</w:t>
-            </w:r>
-            <w:proofErr w:type="gramEnd"/>
-            <w:r>
-              <w:t>$</w:t>
+              <w:t>$$f(k) = {n \choose k} p^{k} (1-p)^{n-k}$$</w:t>
             </w:r>
           </w:p>
         </w:tc>
@@ -2488,88 +2376,62 @@
           </w:tcPr>
           <w:p>
             <w:r>
+              <w:t xml:space="preserve">\begin{equation} </w:t>
+            </w:r>
+          </w:p>
+          <w:p>
+            <w:r>
+              <w:t xml:space="preserve">  f\left(</w:t>
+            </w:r>
+            <w:r>
+              <w:t>x</w:t>
+            </w:r>
+            <w:r>
+              <w:t xml:space="preserve">\right) = </w:t>
+            </w:r>
+            <w:r>
+              <w:t>a</w:t>
+            </w:r>
+            <w:r>
+              <w:t>\left(</w:t>
+            </w:r>
+            <w:r>
+              <w:t>x</w:t>
+            </w:r>
+            <w:r>
+              <w:t>\right)</w:t>
+            </w:r>
+            <w:r>
+              <w:t>+b</w:t>
+            </w:r>
+          </w:p>
+          <w:p>
+            <w:r>
+              <w:t xml:space="preserve">  (\#eq:</w:t>
+            </w:r>
+            <w:r>
+              <w:t>linear</w:t>
+            </w:r>
+            <w:r>
+              <w:t>)</w:t>
+            </w:r>
+          </w:p>
+          <w:p>
+            <w:r>
+              <w:t xml:space="preserve">\end{equation} </w:t>
+            </w:r>
+          </w:p>
+          <w:p/>
+          <w:p>
+            <w:r>
               <w:t>\</w:t>
             </w:r>
-            <w:proofErr w:type="gramStart"/>
-            <w:r>
-              <w:t>begin</w:t>
-            </w:r>
-            <w:proofErr w:type="gramEnd"/>
-            <w:r>
-              <w:t xml:space="preserve">{equation} </w:t>
-            </w:r>
-          </w:p>
-          <w:p>
-            <w:r>
-              <w:t xml:space="preserve">  f\left(</w:t>
-            </w:r>
-            <w:r>
-              <w:t>x</w:t>
-            </w:r>
-            <w:r>
-              <w:t xml:space="preserve">\right) = </w:t>
-            </w:r>
-            <w:r>
-              <w:t>a</w:t>
-            </w:r>
-            <w:r>
-              <w:t>\left(</w:t>
-            </w:r>
-            <w:r>
-              <w:t>x</w:t>
-            </w:r>
-            <w:r>
-              <w:t>\</w:t>
-            </w:r>
-            <w:proofErr w:type="gramStart"/>
-            <w:r>
-              <w:t>right)</w:t>
-            </w:r>
-            <w:r>
-              <w:t>+</w:t>
-            </w:r>
-            <w:proofErr w:type="gramEnd"/>
-            <w:r>
-              <w:t>b</w:t>
-            </w:r>
-          </w:p>
-          <w:p>
-            <w:r>
-              <w:t xml:space="preserve">  (\#</w:t>
-            </w:r>
-            <w:proofErr w:type="gramStart"/>
-            <w:r>
-              <w:t>eq:</w:t>
+            <w:r>
+              <w:t>@ref(eq:</w:t>
             </w:r>
             <w:r>
               <w:t>linear</w:t>
             </w:r>
-            <w:proofErr w:type="gramEnd"/>
-            <w:r>
-              <w:t>)</w:t>
-            </w:r>
-          </w:p>
-          <w:p>
-            <w:r>
-              <w:t xml:space="preserve">\end{equation} </w:t>
-            </w:r>
-          </w:p>
-          <w:p/>
-          <w:p>
-            <w:r>
-              <w:t>\</w:t>
-            </w:r>
-            <w:r>
-              <w:t>@ref(</w:t>
-            </w:r>
-            <w:proofErr w:type="gramStart"/>
-            <w:r>
-              <w:t>eq:</w:t>
-            </w:r>
-            <w:r>
-              <w:t>linear</w:t>
-            </w:r>
-            <w:proofErr w:type="gramEnd"/>
             <w:r>
               <w:t>)</w:t>
             </w:r>
@@ -2609,70 +2471,39 @@
           </w:tcPr>
           <w:p>
             <w:r>
+              <w:t xml:space="preserve">\begin{equation} </w:t>
+            </w:r>
+          </w:p>
+          <w:p>
+            <w:r>
+              <w:t>\begin{split}</w:t>
+            </w:r>
+          </w:p>
+          <w:p>
+            <w:r>
               <w:t>\</w:t>
             </w:r>
-            <w:proofErr w:type="gramStart"/>
-            <w:r>
-              <w:t>begin</w:t>
-            </w:r>
-            <w:proofErr w:type="gramEnd"/>
-            <w:r>
-              <w:t xml:space="preserve">{equation} </w:t>
-            </w:r>
-          </w:p>
-          <w:p>
-            <w:r>
-              <w:t>\</w:t>
-            </w:r>
-            <w:proofErr w:type="gramStart"/>
-            <w:r>
-              <w:t>begin</w:t>
-            </w:r>
-            <w:proofErr w:type="gramEnd"/>
-            <w:r>
-              <w:t>{split}</w:t>
-            </w:r>
-          </w:p>
-          <w:p>
-            <w:r>
-              <w:t>\</w:t>
-            </w:r>
             <w:proofErr w:type="spellStart"/>
-            <w:proofErr w:type="gramStart"/>
             <w:r>
               <w:t>mathrm</w:t>
             </w:r>
             <w:proofErr w:type="spellEnd"/>
             <w:r>
-              <w:t>{</w:t>
-            </w:r>
-            <w:proofErr w:type="gramEnd"/>
-            <w:r>
-              <w:t>Var}(\hat{\beta}) &amp; =\</w:t>
+              <w:t>{Var}(\hat{\beta}) &amp; =\</w:t>
             </w:r>
             <w:proofErr w:type="spellStart"/>
-            <w:proofErr w:type="gramStart"/>
             <w:r>
               <w:t>mathrm</w:t>
             </w:r>
             <w:proofErr w:type="spellEnd"/>
             <w:r>
-              <w:t>{</w:t>
-            </w:r>
-            <w:proofErr w:type="gramEnd"/>
-            <w:r>
-              <w:t>Var}((X'X)^{-</w:t>
-            </w:r>
-            <w:proofErr w:type="gramStart"/>
-            <w:r>
-              <w:t>1}</w:t>
+              <w:t>{Var}((X'X)^{-1}</w:t>
             </w:r>
             <w:proofErr w:type="spellStart"/>
             <w:r>
               <w:t>X'y</w:t>
             </w:r>
             <w:proofErr w:type="spellEnd"/>
-            <w:proofErr w:type="gramEnd"/>
             <w:r>
               <w:t>)\\</w:t>
             </w:r>
@@ -2682,17 +2513,12 @@
               <w:t xml:space="preserve"> &amp; =(X'X)^{-1}X'\</w:t>
             </w:r>
             <w:proofErr w:type="spellStart"/>
-            <w:proofErr w:type="gramStart"/>
             <w:r>
               <w:t>mathrm</w:t>
             </w:r>
             <w:proofErr w:type="spellEnd"/>
             <w:r>
-              <w:t>{</w:t>
-            </w:r>
-            <w:proofErr w:type="gramEnd"/>
-            <w:r>
-              <w:t>Var}(y)((X'X)^{-1}X')'\\</w:t>
+              <w:t>{Var}(y)((X'X)^{-1}X')'\\</w:t>
             </w:r>
           </w:p>
           <w:p>
@@ -2700,83 +2526,22 @@
               <w:t xml:space="preserve"> &amp; =(X'X)^{-1}X'\</w:t>
             </w:r>
             <w:proofErr w:type="spellStart"/>
-            <w:proofErr w:type="gramStart"/>
             <w:r>
               <w:t>mathrm</w:t>
             </w:r>
             <w:proofErr w:type="spellEnd"/>
             <w:r>
-              <w:t>{</w:t>
-            </w:r>
-            <w:proofErr w:type="gramEnd"/>
-            <w:r>
-              <w:t>Var}(y)X(X'X)</w:t>
-            </w:r>
-            <w:proofErr w:type="gramStart"/>
-            <w:r>
-              <w:t>^{</w:t>
-            </w:r>
-            <w:proofErr w:type="gramEnd"/>
-            <w:r>
-              <w:t>-</w:t>
-            </w:r>
-            <w:proofErr w:type="gramStart"/>
-            <w:r>
-              <w:t>1}\</w:t>
-            </w:r>
-            <w:proofErr w:type="gramEnd"/>
-            <w:r>
-              <w:t>\</w:t>
-            </w:r>
-          </w:p>
-          <w:p>
-            <w:r>
-              <w:t xml:space="preserve"> &amp; =(X'X)^{-1}X'\sigma^{</w:t>
-            </w:r>
-            <w:proofErr w:type="gramStart"/>
-            <w:r>
-              <w:t>2}IX</w:t>
-            </w:r>
-            <w:proofErr w:type="gramEnd"/>
-            <w:r>
-              <w:t>(X'X)</w:t>
-            </w:r>
-            <w:proofErr w:type="gramStart"/>
-            <w:r>
-              <w:t>^{</w:t>
-            </w:r>
-            <w:proofErr w:type="gramEnd"/>
-            <w:r>
-              <w:t>-</w:t>
-            </w:r>
-            <w:proofErr w:type="gramStart"/>
-            <w:r>
-              <w:t>1}\</w:t>
-            </w:r>
-            <w:proofErr w:type="gramEnd"/>
-            <w:r>
-              <w:t>\</w:t>
-            </w:r>
-          </w:p>
-          <w:p>
-            <w:r>
-              <w:t xml:space="preserve"> &amp; =(X'X)^{-</w:t>
-            </w:r>
-            <w:proofErr w:type="gramStart"/>
-            <w:r>
-              <w:t>1}\</w:t>
-            </w:r>
-            <w:proofErr w:type="gramEnd"/>
-            <w:r>
-              <w:t>sigma</w:t>
-            </w:r>
-            <w:proofErr w:type="gramStart"/>
-            <w:r>
-              <w:t>^{</w:t>
-            </w:r>
-            <w:proofErr w:type="gramEnd"/>
-            <w:r>
-              <w:t>2}</w:t>
+              <w:t>{Var}(y)X(X'X)^{-1}\\</w:t>
+            </w:r>
+          </w:p>
+          <w:p>
+            <w:r>
+              <w:t xml:space="preserve"> &amp; =(X'X)^{-1}X'\sigma^{2}IX(X'X)^{-1}\\</w:t>
+            </w:r>
+          </w:p>
+          <w:p>
+            <w:r>
+              <w:t xml:space="preserve"> &amp; =(X'X)^{-1}\sigma^{2}</w:t>
             </w:r>
           </w:p>
           <w:p>
@@ -2786,20 +2551,12 @@
           </w:p>
           <w:p>
             <w:r>
+              <w:t>(\#eq:var-beta)</w:t>
+            </w:r>
+          </w:p>
+          <w:p>
+            <w:r>
               <w:lastRenderedPageBreak/>
-              <w:t>(\#</w:t>
-            </w:r>
-            <w:proofErr w:type="gramStart"/>
-            <w:r>
-              <w:t>eq:var</w:t>
-            </w:r>
-            <w:proofErr w:type="gramEnd"/>
-            <w:r>
-              <w:t>-beta)</w:t>
-            </w:r>
-          </w:p>
-          <w:p>
-            <w:r>
               <w:t xml:space="preserve">\end{equation} </w:t>
             </w:r>
           </w:p>
@@ -2844,60 +2601,12 @@
           </w:p>
           <w:p>
             <w:r>
-              <w:t>x</w:t>
-            </w:r>
-            <w:proofErr w:type="gramStart"/>
-            <w:r>
-              <w:t>_{</w:t>
-            </w:r>
-            <w:proofErr w:type="gramEnd"/>
-            <w:r>
-              <w:t>11} &amp; x</w:t>
-            </w:r>
-            <w:proofErr w:type="gramStart"/>
-            <w:r>
-              <w:t>_{</w:t>
-            </w:r>
-            <w:proofErr w:type="gramEnd"/>
-            <w:r>
-              <w:t>12} &amp; x</w:t>
-            </w:r>
-            <w:proofErr w:type="gramStart"/>
-            <w:r>
-              <w:t>_{13}\</w:t>
-            </w:r>
-            <w:proofErr w:type="gramEnd"/>
-            <w:r>
-              <w:t>\</w:t>
-            </w:r>
-          </w:p>
-          <w:p>
-            <w:r>
-              <w:t>x</w:t>
-            </w:r>
-            <w:proofErr w:type="gramStart"/>
-            <w:r>
-              <w:t>_{</w:t>
-            </w:r>
-            <w:proofErr w:type="gramEnd"/>
-            <w:r>
-              <w:t>21} &amp; x</w:t>
-            </w:r>
-            <w:proofErr w:type="gramStart"/>
-            <w:r>
-              <w:t>_{</w:t>
-            </w:r>
-            <w:proofErr w:type="gramEnd"/>
-            <w:r>
-              <w:t>22} &amp; x</w:t>
-            </w:r>
-            <w:proofErr w:type="gramStart"/>
-            <w:r>
-              <w:t>_{</w:t>
-            </w:r>
-            <w:proofErr w:type="gramEnd"/>
-            <w:r>
-              <w:t>23}</w:t>
+              <w:t>x_{11} &amp; x_{12} &amp; x_{13}\\</w:t>
+            </w:r>
+          </w:p>
+          <w:p>
+            <w:r>
+              <w:t>x_{21} &amp; x_{22} &amp; x_{23}</w:t>
             </w:r>
           </w:p>
           <w:p>
@@ -2954,54 +2663,22 @@
             </w:r>
             <w:proofErr w:type="spellEnd"/>
             <w:r>
-              <w:t>}1 &amp; x</w:t>
-            </w:r>
-            <w:proofErr w:type="gramStart"/>
-            <w:r>
-              <w:t>_{1}\</w:t>
-            </w:r>
-            <w:proofErr w:type="gramEnd"/>
-            <w:r>
-              <w:t>\</w:t>
-            </w:r>
-          </w:p>
-          <w:p>
-            <w:r>
-              <w:t>1 &amp; x</w:t>
-            </w:r>
-            <w:proofErr w:type="gramStart"/>
-            <w:r>
-              <w:t>_{2}\</w:t>
-            </w:r>
-            <w:proofErr w:type="gramEnd"/>
-            <w:r>
-              <w:t>\</w:t>
-            </w:r>
-          </w:p>
-          <w:p>
-            <w:r>
-              <w:t>1 &amp; x</w:t>
-            </w:r>
-            <w:proofErr w:type="gramStart"/>
-            <w:r>
-              <w:t>_{</w:t>
-            </w:r>
-            <w:proofErr w:type="gramEnd"/>
-            <w:r>
-              <w:t>3}</w:t>
-            </w:r>
-          </w:p>
-          <w:p>
-            <w:r>
-              <w:t>\</w:t>
-            </w:r>
-            <w:proofErr w:type="gramStart"/>
-            <w:r>
-              <w:t>end</w:t>
-            </w:r>
-            <w:proofErr w:type="gramEnd"/>
-            <w:r>
-              <w:t>{</w:t>
+              <w:t>}1 &amp; x_{1}\\</w:t>
+            </w:r>
+          </w:p>
+          <w:p>
+            <w:r>
+              <w:t>1 &amp; x_{2}\\</w:t>
+            </w:r>
+          </w:p>
+          <w:p>
+            <w:r>
+              <w:t>1 &amp; x_{3}</w:t>
+            </w:r>
+          </w:p>
+          <w:p>
+            <w:r>
+              <w:t>\end{</w:t>
             </w:r>
             <w:proofErr w:type="spellStart"/>
             <w:r>
@@ -3065,15 +2742,7 @@
           </w:p>
           <w:p>
             <w:r>
-              <w:t>\</w:t>
-            </w:r>
-            <w:proofErr w:type="gramStart"/>
-            <w:r>
-              <w:t>end</w:t>
-            </w:r>
-            <w:proofErr w:type="gramEnd"/>
-            <w:r>
-              <w:t>{</w:t>
+              <w:t>\end{</w:t>
             </w:r>
             <w:proofErr w:type="spellStart"/>
             <w:r>
@@ -3137,15 +2806,7 @@
           </w:p>
           <w:p>
             <w:r>
-              <w:t>\</w:t>
-            </w:r>
-            <w:proofErr w:type="gramStart"/>
-            <w:r>
-              <w:t>end</w:t>
-            </w:r>
-            <w:proofErr w:type="gramEnd"/>
-            <w:r>
-              <w:t>{</w:t>
+              <w:t>\end{</w:t>
             </w:r>
             <w:proofErr w:type="spellStart"/>
             <w:r>
@@ -3406,39 +3067,19 @@
         <w:rPr>
           <w:rFonts w:ascii="Consolas" w:hAnsi="Consolas"/>
         </w:rPr>
-        <w:t>(</w:t>
-      </w:r>
-      <w:proofErr w:type="gramStart"/>
-      <w:r>
-        <w:rPr>
-          <w:rFonts w:ascii="Consolas" w:hAnsi="Consolas"/>
-        </w:rPr>
-        <w:t>ref:plot</w:t>
-      </w:r>
-      <w:proofErr w:type="gramEnd"/>
-      <w:r>
-        <w:rPr>
-          <w:rFonts w:ascii="Consolas" w:hAnsi="Consolas"/>
-        </w:rPr>
-        <w:t xml:space="preserve">1) A scatterplot of *fake* data using **base** R </w:t>
+        <w:t xml:space="preserve">(ref:plot1) A scatterplot of *fake* data using **base** R graphics. </w:t>
+      </w:r>
+      <w:r>
+        <w:rPr>
+          <w:rFonts w:ascii="Consolas" w:hAnsi="Consolas"/>
+        </w:rPr>
+        <w:br/>
       </w:r>
       <w:r>
         <w:rPr>
           <w:rFonts w:ascii="Consolas" w:hAnsi="Consolas"/>
         </w:rPr>
         <w:lastRenderedPageBreak/>
-        <w:t xml:space="preserve">graphics. </w:t>
-      </w:r>
-      <w:r>
-        <w:rPr>
-          <w:rFonts w:ascii="Consolas" w:hAnsi="Consolas"/>
-        </w:rPr>
-        <w:br/>
-      </w:r>
-      <w:r>
-        <w:rPr>
-          <w:rFonts w:ascii="Consolas" w:hAnsi="Consolas"/>
-        </w:rPr>
         <w:br/>
         <w:t xml:space="preserve">This </w:t>
       </w:r>
@@ -3452,21 +3093,7 @@
         <w:rPr>
           <w:rFonts w:ascii="Consolas" w:hAnsi="Consolas"/>
         </w:rPr>
-        <w:t>references the figure (Figure \@ref(</w:t>
-      </w:r>
-      <w:proofErr w:type="gramStart"/>
-      <w:r>
-        <w:rPr>
-          <w:rFonts w:ascii="Consolas" w:hAnsi="Consolas"/>
-        </w:rPr>
-        <w:t>fig:plot</w:t>
-      </w:r>
-      <w:proofErr w:type="gramEnd"/>
-      <w:r>
-        <w:rPr>
-          <w:rFonts w:ascii="Consolas" w:hAnsi="Consolas"/>
-        </w:rPr>
-        <w:t>1)).</w:t>
+        <w:t>references the figure (Figure \@ref(fig:plot1)).</w:t>
       </w:r>
       <w:r>
         <w:rPr>
@@ -3479,21 +3106,7 @@
           <w:rFonts w:ascii="Consolas" w:hAnsi="Consolas"/>
         </w:rPr>
         <w:br/>
-        <w:t>``</w:t>
-      </w:r>
-      <w:proofErr w:type="gramStart"/>
-      <w:r>
-        <w:rPr>
-          <w:rFonts w:ascii="Consolas" w:hAnsi="Consolas"/>
-        </w:rPr>
-        <w:t>`{</w:t>
-      </w:r>
-      <w:proofErr w:type="gramEnd"/>
-      <w:r>
-        <w:rPr>
-          <w:rFonts w:ascii="Consolas" w:hAnsi="Consolas"/>
-        </w:rPr>
-        <w:t xml:space="preserve">r plot1, </w:t>
+        <w:t xml:space="preserve">```{r plot1, </w:t>
       </w:r>
       <w:proofErr w:type="spellStart"/>
       <w:r>
@@ -3507,55 +3120,14 @@
         <w:rPr>
           <w:rFonts w:ascii="Consolas" w:hAnsi="Consolas"/>
         </w:rPr>
-        <w:t>='(</w:t>
-      </w:r>
-      <w:proofErr w:type="gramStart"/>
-      <w:r>
-        <w:rPr>
-          <w:rFonts w:ascii="Consolas" w:hAnsi="Consolas"/>
-        </w:rPr>
-        <w:t>ref:plot</w:t>
-      </w:r>
-      <w:proofErr w:type="gramEnd"/>
-      <w:r>
-        <w:rPr>
-          <w:rFonts w:ascii="Consolas" w:hAnsi="Consolas"/>
-        </w:rPr>
-        <w:t>1)', echo=FALSE}</w:t>
+        <w:t>='(ref:plot1)', echo=FALSE}</w:t>
       </w:r>
       <w:r>
         <w:rPr>
           <w:rFonts w:ascii="Consolas" w:hAnsi="Consolas"/>
         </w:rPr>
         <w:br/>
-      </w:r>
-      <w:proofErr w:type="gramStart"/>
-      <w:r>
-        <w:rPr>
-          <w:rFonts w:ascii="Consolas" w:hAnsi="Consolas"/>
-        </w:rPr>
-        <w:t>plot(</w:t>
-      </w:r>
-      <w:proofErr w:type="gramEnd"/>
-      <w:r>
-        <w:rPr>
-          <w:rFonts w:ascii="Consolas" w:hAnsi="Consolas"/>
-        </w:rPr>
-        <w:t>x = 1:10, y = 1:10</w:t>
-      </w:r>
-      <w:proofErr w:type="gramStart"/>
-      <w:r>
-        <w:rPr>
-          <w:rFonts w:ascii="Consolas" w:hAnsi="Consolas"/>
-        </w:rPr>
-        <w:t>)  #</w:t>
-      </w:r>
-      <w:proofErr w:type="gramEnd"/>
-      <w:r>
-        <w:rPr>
-          <w:rFonts w:ascii="Consolas" w:hAnsi="Consolas"/>
-        </w:rPr>
-        <w:t xml:space="preserve"> a scatterplot</w:t>
+        <w:t>plot(x = 1:10, y = 1:10)  # a scatterplot</w:t>
       </w:r>
       <w:r>
         <w:rPr>
@@ -3742,7 +3314,6 @@
         </w:numPr>
       </w:pPr>
       <w:proofErr w:type="spellStart"/>
-      <w:proofErr w:type="gramStart"/>
       <w:r>
         <w:rPr>
           <w:rFonts w:ascii="Consolas" w:hAnsi="Consolas"/>
@@ -3750,12 +3321,10 @@
         <w:t>fig.width</w:t>
       </w:r>
       <w:proofErr w:type="spellEnd"/>
-      <w:proofErr w:type="gramEnd"/>
       <w:r>
         <w:t xml:space="preserve"> and </w:t>
       </w:r>
       <w:proofErr w:type="spellStart"/>
-      <w:proofErr w:type="gramStart"/>
       <w:r>
         <w:rPr>
           <w:rFonts w:ascii="Consolas" w:hAnsi="Consolas"/>
@@ -3763,7 +3332,6 @@
         <w:t>fig.height</w:t>
       </w:r>
       <w:proofErr w:type="spellEnd"/>
-      <w:proofErr w:type="gramEnd"/>
     </w:p>
     <w:p>
       <w:pPr>
@@ -3822,7 +3390,6 @@
         </w:numPr>
       </w:pPr>
       <w:proofErr w:type="spellStart"/>
-      <w:proofErr w:type="gramStart"/>
       <w:r>
         <w:rPr>
           <w:rFonts w:ascii="Consolas" w:hAnsi="Consolas"/>
@@ -3830,7 +3397,6 @@
         <w:t>fig.align</w:t>
       </w:r>
       <w:proofErr w:type="spellEnd"/>
-      <w:proofErr w:type="gramEnd"/>
     </w:p>
     <w:p>
       <w:pPr>
@@ -3871,7 +3437,6 @@
         <w:t xml:space="preserve"> </w:t>
       </w:r>
       <w:proofErr w:type="spellStart"/>
-      <w:proofErr w:type="gramStart"/>
       <w:r>
         <w:rPr>
           <w:rFonts w:ascii="Consolas" w:hAnsi="Consolas"/>
@@ -3886,33 +3451,18 @@
         <w:t>::</w:t>
       </w:r>
       <w:proofErr w:type="spellStart"/>
-      <w:proofErr w:type="gramEnd"/>
-      <w:r>
-        <w:rPr>
-          <w:rFonts w:ascii="Consolas" w:hAnsi="Consolas"/>
-        </w:rPr>
-        <w:t>include_</w:t>
-      </w:r>
-      <w:proofErr w:type="gramStart"/>
-      <w:r>
-        <w:rPr>
-          <w:rFonts w:ascii="Consolas" w:hAnsi="Consolas"/>
-        </w:rPr>
-        <w:t>graphics</w:t>
+      <w:r>
+        <w:rPr>
+          <w:rFonts w:ascii="Consolas" w:hAnsi="Consolas"/>
+        </w:rPr>
+        <w:t>include_graphics</w:t>
       </w:r>
       <w:proofErr w:type="spellEnd"/>
       <w:r>
         <w:rPr>
           <w:rFonts w:ascii="Consolas" w:hAnsi="Consolas"/>
         </w:rPr>
-        <w:t>(</w:t>
-      </w:r>
-      <w:proofErr w:type="gramEnd"/>
-      <w:r>
-        <w:rPr>
-          <w:rFonts w:ascii="Consolas" w:hAnsi="Consolas"/>
-        </w:rPr>
-        <w:t>)</w:t>
+        <w:t>()</w:t>
       </w:r>
       <w:r>
         <w:t>.</w:t>
@@ -3927,21 +3477,7 @@
         <w:rPr>
           <w:rFonts w:ascii="Consolas" w:hAnsi="Consolas"/>
         </w:rPr>
-        <w:t>(</w:t>
-      </w:r>
-      <w:proofErr w:type="gramStart"/>
-      <w:r>
-        <w:rPr>
-          <w:rFonts w:ascii="Consolas" w:hAnsi="Consolas"/>
-        </w:rPr>
-        <w:t>ref:plot</w:t>
-      </w:r>
-      <w:proofErr w:type="gramEnd"/>
-      <w:r>
-        <w:rPr>
-          <w:rFonts w:ascii="Consolas" w:hAnsi="Consolas"/>
-        </w:rPr>
-        <w:t>2) An example figure brought in from the analysis code output.</w:t>
+        <w:t>(ref:plot2) An example figure brought in from the analysis code output.</w:t>
       </w:r>
       <w:r>
         <w:rPr>
@@ -3954,21 +3490,7 @@
           <w:rFonts w:ascii="Consolas" w:hAnsi="Consolas"/>
         </w:rPr>
         <w:br/>
-        <w:t>This sentence references the second figure (Figure \@ref(</w:t>
-      </w:r>
-      <w:proofErr w:type="gramStart"/>
-      <w:r>
-        <w:rPr>
-          <w:rFonts w:ascii="Consolas" w:hAnsi="Consolas"/>
-        </w:rPr>
-        <w:t>fig:plot</w:t>
-      </w:r>
-      <w:proofErr w:type="gramEnd"/>
-      <w:r>
-        <w:rPr>
-          <w:rFonts w:ascii="Consolas" w:hAnsi="Consolas"/>
-        </w:rPr>
-        <w:t>2)).</w:t>
+        <w:t>This sentence references the second figure (Figure \@ref(fig:plot2)).</w:t>
       </w:r>
       <w:r>
         <w:rPr>
@@ -4095,7 +3617,6 @@
         <w:t xml:space="preserve"> the arguments in </w:t>
       </w:r>
       <w:proofErr w:type="spellStart"/>
-      <w:proofErr w:type="gramStart"/>
       <w:r>
         <w:rPr>
           <w:rFonts w:ascii="Consolas" w:hAnsi="Consolas"/>
@@ -4107,502 +3628,391 @@
         <w:rPr>
           <w:rFonts w:ascii="Consolas" w:hAnsi="Consolas"/>
         </w:rPr>
+        <w:t>()</w:t>
+      </w:r>
+      <w:r>
+        <w:t xml:space="preserve"> to save the image as 3x5 cm, then the </w:t>
+      </w:r>
+      <w:proofErr w:type="spellStart"/>
+      <w:r>
+        <w:rPr>
+          <w:rFonts w:ascii="Consolas" w:hAnsi="Consolas"/>
+        </w:rPr>
+        <w:t>include_graphics</w:t>
+      </w:r>
+      <w:proofErr w:type="spellEnd"/>
+      <w:r>
+        <w:rPr>
+          <w:rFonts w:ascii="Consolas" w:hAnsi="Consolas"/>
+        </w:rPr>
+        <w:t>()</w:t>
+      </w:r>
+      <w:r>
+        <w:t xml:space="preserve"> will output the figure as 3x5 cm.</w:t>
+      </w:r>
+    </w:p>
+    <w:p>
+      <w:pPr>
+        <w:pStyle w:val="Heading1"/>
+      </w:pPr>
+      <w:r>
+        <w:t>Tables</w:t>
+      </w:r>
+    </w:p>
+    <w:p>
+      <w:r>
+        <w:t xml:space="preserve">I generally recommend using the </w:t>
+      </w:r>
+      <w:proofErr w:type="spellStart"/>
+      <w:r>
+        <w:rPr>
+          <w:rFonts w:ascii="Consolas" w:hAnsi="Consolas"/>
+        </w:rPr>
+        <w:t>flextable</w:t>
+      </w:r>
+      <w:proofErr w:type="spellEnd"/>
+      <w:r>
+        <w:t xml:space="preserve"> R package to create tables because </w:t>
+      </w:r>
+      <w:r>
+        <w:t>it creates highly customizable tables.</w:t>
+      </w:r>
+      <w:r>
+        <w:t xml:space="preserve"> You can still add captions</w:t>
+      </w:r>
+      <w:r>
+        <w:t xml:space="preserve"> and cross-reference them</w:t>
+      </w:r>
+      <w:r>
+        <w:t>, and it’s the same way as for figures!</w:t>
+      </w:r>
+    </w:p>
+    <w:p>
+      <w:pPr>
+        <w:rPr>
+          <w:rFonts w:ascii="Consolas" w:hAnsi="Consolas"/>
+        </w:rPr>
+      </w:pPr>
+      <w:r>
+        <w:t>Here’s an example:</w:t>
+      </w:r>
+      <w:r>
+        <w:br/>
+      </w:r>
+      <w:r>
+        <w:rPr>
+          <w:rFonts w:ascii="Consolas" w:hAnsi="Consolas"/>
+        </w:rPr>
+        <w:t xml:space="preserve">(ref:tab1) An example table created using the </w:t>
+      </w:r>
+      <w:proofErr w:type="spellStart"/>
+      <w:r>
+        <w:rPr>
+          <w:rFonts w:ascii="Consolas" w:hAnsi="Consolas"/>
+        </w:rPr>
+        <w:t>flextable</w:t>
+      </w:r>
+      <w:proofErr w:type="spellEnd"/>
+      <w:r>
+        <w:rPr>
+          <w:rFonts w:ascii="Consolas" w:hAnsi="Consolas"/>
+        </w:rPr>
+        <w:t xml:space="preserve"> package.</w:t>
+      </w:r>
+    </w:p>
+    <w:p>
+      <w:pPr>
+        <w:rPr>
+          <w:rFonts w:ascii="Consolas" w:hAnsi="Consolas"/>
+        </w:rPr>
+      </w:pPr>
+    </w:p>
+    <w:p>
+      <w:pPr>
+        <w:rPr>
+          <w:rFonts w:ascii="Consolas" w:hAnsi="Consolas"/>
+        </w:rPr>
+      </w:pPr>
+      <w:r>
+        <w:rPr>
+          <w:rFonts w:ascii="Consolas" w:hAnsi="Consolas"/>
+        </w:rPr>
+        <w:t>This is a reference to the table (Table \@ref(tab:tab1)).</w:t>
+      </w:r>
+    </w:p>
+    <w:p>
+      <w:pPr>
+        <w:rPr>
+          <w:rFonts w:ascii="Consolas" w:hAnsi="Consolas"/>
+        </w:rPr>
+      </w:pPr>
+    </w:p>
+    <w:p>
+      <w:pPr>
+        <w:rPr>
+          <w:rFonts w:ascii="Consolas" w:hAnsi="Consolas"/>
+        </w:rPr>
+      </w:pPr>
+      <w:r>
+        <w:rPr>
+          <w:rFonts w:ascii="Consolas" w:hAnsi="Consolas"/>
+        </w:rPr>
+        <w:t xml:space="preserve">```{r tab1, </w:t>
+      </w:r>
+      <w:proofErr w:type="spellStart"/>
+      <w:r>
+        <w:rPr>
+          <w:rFonts w:ascii="Consolas" w:hAnsi="Consolas"/>
+        </w:rPr>
+        <w:t>tab.cap</w:t>
+      </w:r>
+      <w:proofErr w:type="spellEnd"/>
+      <w:r>
+        <w:rPr>
+          <w:rFonts w:ascii="Consolas" w:hAnsi="Consolas"/>
+        </w:rPr>
+        <w:t xml:space="preserve">='(ref:tab1)', echo=FALSE, </w:t>
+      </w:r>
+      <w:proofErr w:type="spellStart"/>
+      <w:r>
+        <w:rPr>
+          <w:rFonts w:ascii="Consolas" w:hAnsi="Consolas"/>
+        </w:rPr>
+        <w:t>ft.align</w:t>
+      </w:r>
+      <w:proofErr w:type="spellEnd"/>
+      <w:r>
+        <w:rPr>
+          <w:rFonts w:ascii="Consolas" w:hAnsi="Consolas"/>
+        </w:rPr>
+        <w:t>='left'}</w:t>
+      </w:r>
+    </w:p>
+    <w:p>
+      <w:pPr>
+        <w:rPr>
+          <w:rFonts w:ascii="Consolas" w:hAnsi="Consolas"/>
+        </w:rPr>
+      </w:pPr>
+      <w:proofErr w:type="spellStart"/>
+      <w:r>
+        <w:rPr>
+          <w:rFonts w:ascii="Consolas" w:hAnsi="Consolas"/>
+        </w:rPr>
+        <w:t>mtcars</w:t>
+      </w:r>
+      <w:proofErr w:type="spellEnd"/>
+      <w:r>
+        <w:rPr>
+          <w:rFonts w:ascii="Consolas" w:hAnsi="Consolas"/>
+        </w:rPr>
+        <w:t xml:space="preserve"> %&gt;% </w:t>
+      </w:r>
+    </w:p>
+    <w:p>
+      <w:pPr>
+        <w:rPr>
+          <w:rFonts w:ascii="Consolas" w:hAnsi="Consolas"/>
+        </w:rPr>
+      </w:pPr>
+      <w:r>
+        <w:rPr>
+          <w:rFonts w:ascii="Consolas" w:hAnsi="Consolas"/>
+        </w:rPr>
+        <w:t xml:space="preserve">  head() %&gt;% </w:t>
+      </w:r>
+    </w:p>
+    <w:p>
+      <w:pPr>
+        <w:rPr>
+          <w:rFonts w:ascii="Consolas" w:hAnsi="Consolas"/>
+        </w:rPr>
+      </w:pPr>
+      <w:r>
+        <w:rPr>
+          <w:rFonts w:ascii="Consolas" w:hAnsi="Consolas"/>
+        </w:rPr>
+        <w:t xml:space="preserve">  select(mpg, </w:t>
+      </w:r>
+      <w:proofErr w:type="spellStart"/>
+      <w:r>
+        <w:rPr>
+          <w:rFonts w:ascii="Consolas" w:hAnsi="Consolas"/>
+        </w:rPr>
+        <w:t>cyl</w:t>
+      </w:r>
+      <w:proofErr w:type="spellEnd"/>
+      <w:r>
+        <w:rPr>
+          <w:rFonts w:ascii="Consolas" w:hAnsi="Consolas"/>
+        </w:rPr>
+        <w:t xml:space="preserve">, </w:t>
+      </w:r>
+      <w:proofErr w:type="spellStart"/>
+      <w:r>
+        <w:rPr>
+          <w:rFonts w:ascii="Consolas" w:hAnsi="Consolas"/>
+        </w:rPr>
+        <w:t>disp</w:t>
+      </w:r>
+      <w:proofErr w:type="spellEnd"/>
+      <w:r>
+        <w:rPr>
+          <w:rFonts w:ascii="Consolas" w:hAnsi="Consolas"/>
+        </w:rPr>
+        <w:t xml:space="preserve">, hp, drat) %&gt;% </w:t>
+      </w:r>
+    </w:p>
+    <w:p>
+      <w:pPr>
+        <w:rPr>
+          <w:rFonts w:ascii="Consolas" w:hAnsi="Consolas"/>
+        </w:rPr>
+      </w:pPr>
+      <w:r>
+        <w:rPr>
+          <w:rFonts w:ascii="Consolas" w:hAnsi="Consolas"/>
+        </w:rPr>
+        <w:t xml:space="preserve">  </w:t>
+      </w:r>
+      <w:proofErr w:type="spellStart"/>
+      <w:r>
+        <w:rPr>
+          <w:rFonts w:ascii="Consolas" w:hAnsi="Consolas"/>
+        </w:rPr>
+        <w:t>flextable</w:t>
+      </w:r>
+      <w:proofErr w:type="spellEnd"/>
+      <w:r>
+        <w:rPr>
+          <w:rFonts w:ascii="Consolas" w:hAnsi="Consolas"/>
+        </w:rPr>
+        <w:t xml:space="preserve">() %&gt;% </w:t>
+      </w:r>
+    </w:p>
+    <w:p>
+      <w:pPr>
+        <w:rPr>
+          <w:rFonts w:ascii="Consolas" w:hAnsi="Consolas"/>
+        </w:rPr>
+      </w:pPr>
+      <w:r>
+        <w:rPr>
+          <w:rFonts w:ascii="Consolas" w:hAnsi="Consolas"/>
+        </w:rPr>
+        <w:t xml:space="preserve">  </w:t>
+      </w:r>
+      <w:proofErr w:type="spellStart"/>
+      <w:r>
+        <w:rPr>
+          <w:rFonts w:ascii="Consolas" w:hAnsi="Consolas"/>
+        </w:rPr>
+        <w:t>theme_vanilla</w:t>
+      </w:r>
+      <w:proofErr w:type="spellEnd"/>
+      <w:r>
+        <w:rPr>
+          <w:rFonts w:ascii="Consolas" w:hAnsi="Consolas"/>
+        </w:rPr>
+        <w:t xml:space="preserve">() %&gt;% </w:t>
+      </w:r>
+    </w:p>
+    <w:p>
+      <w:pPr>
+        <w:rPr>
+          <w:rFonts w:ascii="Consolas" w:hAnsi="Consolas"/>
+        </w:rPr>
+      </w:pPr>
+      <w:r>
+        <w:rPr>
+          <w:rFonts w:ascii="Consolas" w:hAnsi="Consolas"/>
+        </w:rPr>
+        <w:t xml:space="preserve">  </w:t>
+      </w:r>
+      <w:proofErr w:type="spellStart"/>
+      <w:r>
+        <w:rPr>
+          <w:rFonts w:ascii="Consolas" w:hAnsi="Consolas"/>
+        </w:rPr>
+        <w:t>set_caption</w:t>
+      </w:r>
+      <w:proofErr w:type="spellEnd"/>
+      <w:r>
+        <w:rPr>
+          <w:rFonts w:ascii="Consolas" w:hAnsi="Consolas"/>
+        </w:rPr>
         <w:t>(</w:t>
       </w:r>
-      <w:proofErr w:type="gramEnd"/>
-      <w:r>
-        <w:rPr>
-          <w:rFonts w:ascii="Consolas" w:hAnsi="Consolas"/>
-        </w:rPr>
-        <w:t>)</w:t>
-      </w:r>
-      <w:r>
-        <w:t xml:space="preserve"> to save the image as 3x5 cm, then the </w:t>
-      </w:r>
       <w:proofErr w:type="spellStart"/>
       <w:r>
         <w:rPr>
           <w:rFonts w:ascii="Consolas" w:hAnsi="Consolas"/>
         </w:rPr>
-        <w:t>include_</w:t>
-      </w:r>
-      <w:proofErr w:type="gramStart"/>
-      <w:r>
-        <w:rPr>
-          <w:rFonts w:ascii="Consolas" w:hAnsi="Consolas"/>
-        </w:rPr>
-        <w:t>graphics</w:t>
+        <w:t>autonum</w:t>
       </w:r>
       <w:proofErr w:type="spellEnd"/>
       <w:r>
         <w:rPr>
           <w:rFonts w:ascii="Consolas" w:hAnsi="Consolas"/>
         </w:rPr>
+        <w:t xml:space="preserve"> = </w:t>
+      </w:r>
+      <w:proofErr w:type="spellStart"/>
+      <w:r>
+        <w:rPr>
+          <w:rFonts w:ascii="Consolas" w:hAnsi="Consolas"/>
+        </w:rPr>
+        <w:t>run_autonum</w:t>
+      </w:r>
+      <w:proofErr w:type="spellEnd"/>
+      <w:r>
+        <w:rPr>
+          <w:rFonts w:ascii="Consolas" w:hAnsi="Consolas"/>
+        </w:rPr>
         <w:t>(</w:t>
       </w:r>
-      <w:proofErr w:type="gramEnd"/>
-      <w:r>
-        <w:rPr>
-          <w:rFonts w:ascii="Consolas" w:hAnsi="Consolas"/>
-        </w:rPr>
-        <w:t>)</w:t>
-      </w:r>
-      <w:r>
-        <w:t xml:space="preserve"> will output the figure as 3x5 cm.</w:t>
-      </w:r>
-    </w:p>
-    <w:p>
-      <w:pPr>
-        <w:pStyle w:val="Heading1"/>
-      </w:pPr>
-      <w:r>
-        <w:t>Tables</w:t>
-      </w:r>
-    </w:p>
-    <w:p>
-      <w:r>
-        <w:t xml:space="preserve">I generally recommend using the </w:t>
-      </w:r>
       <w:proofErr w:type="spellStart"/>
       <w:r>
         <w:rPr>
           <w:rFonts w:ascii="Consolas" w:hAnsi="Consolas"/>
         </w:rPr>
-        <w:t>flextable</w:t>
+        <w:t>seq_id</w:t>
       </w:r>
       <w:proofErr w:type="spellEnd"/>
       <w:r>
-        <w:t xml:space="preserve"> R package to create tables because </w:t>
-      </w:r>
-      <w:r>
-        <w:t>it creates highly customizable tables.</w:t>
-      </w:r>
-      <w:r>
-        <w:t xml:space="preserve"> You can still add captions</w:t>
-      </w:r>
-      <w:r>
-        <w:t xml:space="preserve"> and cross-reference them</w:t>
-      </w:r>
-      <w:r>
-        <w:t>, and it’s the same way as for figures!</w:t>
-      </w:r>
-    </w:p>
-    <w:p>
-      <w:pPr>
-        <w:rPr>
-          <w:rFonts w:ascii="Consolas" w:hAnsi="Consolas"/>
-        </w:rPr>
-      </w:pPr>
-      <w:r>
-        <w:t>Here’s an example:</w:t>
-      </w:r>
-      <w:r>
-        <w:br/>
-      </w:r>
-      <w:r>
-        <w:rPr>
-          <w:rFonts w:ascii="Consolas" w:hAnsi="Consolas"/>
-        </w:rPr>
-        <w:t xml:space="preserve">(ref:tab1) An example table created using the </w:t>
+        <w:rPr>
+          <w:rFonts w:ascii="Consolas" w:hAnsi="Consolas"/>
+        </w:rPr>
+        <w:t xml:space="preserve"> = "tab", </w:t>
       </w:r>
       <w:proofErr w:type="spellStart"/>
       <w:r>
         <w:rPr>
           <w:rFonts w:ascii="Consolas" w:hAnsi="Consolas"/>
         </w:rPr>
-        <w:t>flextable</w:t>
+        <w:t>bkm</w:t>
       </w:r>
       <w:proofErr w:type="spellEnd"/>
       <w:r>
         <w:rPr>
           <w:rFonts w:ascii="Consolas" w:hAnsi="Consolas"/>
         </w:rPr>
-        <w:t xml:space="preserve"> package.</w:t>
-      </w:r>
-    </w:p>
-    <w:p>
-      <w:pPr>
-        <w:rPr>
-          <w:rFonts w:ascii="Consolas" w:hAnsi="Consolas"/>
-        </w:rPr>
-      </w:pPr>
-    </w:p>
-    <w:p>
-      <w:pPr>
-        <w:rPr>
-          <w:rFonts w:ascii="Consolas" w:hAnsi="Consolas"/>
-        </w:rPr>
-      </w:pPr>
-      <w:r>
-        <w:rPr>
-          <w:rFonts w:ascii="Consolas" w:hAnsi="Consolas"/>
-        </w:rPr>
-        <w:t>This is a reference to the table (Table \@ref(tab:tab1)).</w:t>
-      </w:r>
-    </w:p>
-    <w:p>
-      <w:pPr>
-        <w:rPr>
-          <w:rFonts w:ascii="Consolas" w:hAnsi="Consolas"/>
-        </w:rPr>
-      </w:pPr>
-    </w:p>
-    <w:p>
-      <w:pPr>
-        <w:rPr>
-          <w:rFonts w:ascii="Consolas" w:hAnsi="Consolas"/>
-        </w:rPr>
-      </w:pPr>
-      <w:r>
-        <w:rPr>
-          <w:rFonts w:ascii="Consolas" w:hAnsi="Consolas"/>
-        </w:rPr>
-        <w:t>``</w:t>
-      </w:r>
-      <w:proofErr w:type="gramStart"/>
-      <w:r>
-        <w:rPr>
-          <w:rFonts w:ascii="Consolas" w:hAnsi="Consolas"/>
-        </w:rPr>
-        <w:t>`{</w:t>
-      </w:r>
-      <w:proofErr w:type="gramEnd"/>
-      <w:r>
-        <w:rPr>
-          <w:rFonts w:ascii="Consolas" w:hAnsi="Consolas"/>
-        </w:rPr>
-        <w:t xml:space="preserve">r tab1, </w:t>
+        <w:t xml:space="preserve"> = "tab1")) %&gt;% </w:t>
+      </w:r>
+    </w:p>
+    <w:p>
+      <w:pPr>
+        <w:rPr>
+          <w:rFonts w:ascii="Consolas" w:hAnsi="Consolas"/>
+        </w:rPr>
+      </w:pPr>
+      <w:r>
+        <w:rPr>
+          <w:rFonts w:ascii="Consolas" w:hAnsi="Consolas"/>
+        </w:rPr>
+        <w:t xml:space="preserve">  font(</w:t>
       </w:r>
       <w:proofErr w:type="spellStart"/>
-      <w:r>
-        <w:rPr>
-          <w:rFonts w:ascii="Consolas" w:hAnsi="Consolas"/>
-        </w:rPr>
-        <w:t>tab.cap</w:t>
-      </w:r>
-      <w:proofErr w:type="spellEnd"/>
-      <w:r>
-        <w:rPr>
-          <w:rFonts w:ascii="Consolas" w:hAnsi="Consolas"/>
-        </w:rPr>
-        <w:t xml:space="preserve">='(ref:tab1)', echo=FALSE, </w:t>
-      </w:r>
-      <w:proofErr w:type="spellStart"/>
-      <w:proofErr w:type="gramStart"/>
-      <w:r>
-        <w:rPr>
-          <w:rFonts w:ascii="Consolas" w:hAnsi="Consolas"/>
-        </w:rPr>
-        <w:t>ft.align</w:t>
-      </w:r>
-      <w:proofErr w:type="spellEnd"/>
-      <w:proofErr w:type="gramEnd"/>
-      <w:r>
-        <w:rPr>
-          <w:rFonts w:ascii="Consolas" w:hAnsi="Consolas"/>
-        </w:rPr>
-        <w:t>='left'}</w:t>
-      </w:r>
-    </w:p>
-    <w:p>
-      <w:pPr>
-        <w:rPr>
-          <w:rFonts w:ascii="Consolas" w:hAnsi="Consolas"/>
-        </w:rPr>
-      </w:pPr>
-      <w:proofErr w:type="spellStart"/>
-      <w:r>
-        <w:rPr>
-          <w:rFonts w:ascii="Consolas" w:hAnsi="Consolas"/>
-        </w:rPr>
-        <w:t>mtcars</w:t>
-      </w:r>
-      <w:proofErr w:type="spellEnd"/>
-      <w:r>
-        <w:rPr>
-          <w:rFonts w:ascii="Consolas" w:hAnsi="Consolas"/>
-        </w:rPr>
-        <w:t xml:space="preserve"> %&gt;% </w:t>
-      </w:r>
-    </w:p>
-    <w:p>
-      <w:pPr>
-        <w:rPr>
-          <w:rFonts w:ascii="Consolas" w:hAnsi="Consolas"/>
-        </w:rPr>
-      </w:pPr>
-      <w:r>
-        <w:rPr>
-          <w:rFonts w:ascii="Consolas" w:hAnsi="Consolas"/>
-        </w:rPr>
-        <w:t xml:space="preserve">  </w:t>
-      </w:r>
-      <w:proofErr w:type="gramStart"/>
-      <w:r>
-        <w:rPr>
-          <w:rFonts w:ascii="Consolas" w:hAnsi="Consolas"/>
-        </w:rPr>
-        <w:t>head(</w:t>
-      </w:r>
-      <w:proofErr w:type="gramEnd"/>
-      <w:r>
-        <w:rPr>
-          <w:rFonts w:ascii="Consolas" w:hAnsi="Consolas"/>
-        </w:rPr>
-        <w:t xml:space="preserve">) %&gt;% </w:t>
-      </w:r>
-    </w:p>
-    <w:p>
-      <w:pPr>
-        <w:rPr>
-          <w:rFonts w:ascii="Consolas" w:hAnsi="Consolas"/>
-        </w:rPr>
-      </w:pPr>
-      <w:r>
-        <w:rPr>
-          <w:rFonts w:ascii="Consolas" w:hAnsi="Consolas"/>
-        </w:rPr>
-        <w:t xml:space="preserve">  </w:t>
-      </w:r>
-      <w:proofErr w:type="gramStart"/>
-      <w:r>
-        <w:rPr>
-          <w:rFonts w:ascii="Consolas" w:hAnsi="Consolas"/>
-        </w:rPr>
-        <w:t>select(</w:t>
-      </w:r>
-      <w:proofErr w:type="gramEnd"/>
-      <w:r>
-        <w:rPr>
-          <w:rFonts w:ascii="Consolas" w:hAnsi="Consolas"/>
-        </w:rPr>
-        <w:t xml:space="preserve">mpg, </w:t>
-      </w:r>
-      <w:proofErr w:type="spellStart"/>
-      <w:r>
-        <w:rPr>
-          <w:rFonts w:ascii="Consolas" w:hAnsi="Consolas"/>
-        </w:rPr>
-        <w:t>cyl</w:t>
-      </w:r>
-      <w:proofErr w:type="spellEnd"/>
-      <w:r>
-        <w:rPr>
-          <w:rFonts w:ascii="Consolas" w:hAnsi="Consolas"/>
-        </w:rPr>
-        <w:t xml:space="preserve">, </w:t>
-      </w:r>
-      <w:proofErr w:type="spellStart"/>
-      <w:r>
-        <w:rPr>
-          <w:rFonts w:ascii="Consolas" w:hAnsi="Consolas"/>
-        </w:rPr>
-        <w:t>disp</w:t>
-      </w:r>
-      <w:proofErr w:type="spellEnd"/>
-      <w:r>
-        <w:rPr>
-          <w:rFonts w:ascii="Consolas" w:hAnsi="Consolas"/>
-        </w:rPr>
-        <w:t xml:space="preserve">, hp, drat) %&gt;% </w:t>
-      </w:r>
-    </w:p>
-    <w:p>
-      <w:pPr>
-        <w:rPr>
-          <w:rFonts w:ascii="Consolas" w:hAnsi="Consolas"/>
-        </w:rPr>
-      </w:pPr>
-      <w:r>
-        <w:rPr>
-          <w:rFonts w:ascii="Consolas" w:hAnsi="Consolas"/>
-        </w:rPr>
-        <w:t xml:space="preserve">  </w:t>
-      </w:r>
-      <w:proofErr w:type="spellStart"/>
-      <w:proofErr w:type="gramStart"/>
-      <w:r>
-        <w:rPr>
-          <w:rFonts w:ascii="Consolas" w:hAnsi="Consolas"/>
-        </w:rPr>
-        <w:t>flextable</w:t>
-      </w:r>
-      <w:proofErr w:type="spellEnd"/>
-      <w:r>
-        <w:rPr>
-          <w:rFonts w:ascii="Consolas" w:hAnsi="Consolas"/>
-        </w:rPr>
-        <w:t>(</w:t>
-      </w:r>
-      <w:proofErr w:type="gramEnd"/>
-      <w:r>
-        <w:rPr>
-          <w:rFonts w:ascii="Consolas" w:hAnsi="Consolas"/>
-        </w:rPr>
-        <w:t xml:space="preserve">) %&gt;% </w:t>
-      </w:r>
-    </w:p>
-    <w:p>
-      <w:pPr>
-        <w:rPr>
-          <w:rFonts w:ascii="Consolas" w:hAnsi="Consolas"/>
-        </w:rPr>
-      </w:pPr>
-      <w:r>
-        <w:rPr>
-          <w:rFonts w:ascii="Consolas" w:hAnsi="Consolas"/>
-        </w:rPr>
-        <w:t xml:space="preserve">  </w:t>
-      </w:r>
-      <w:proofErr w:type="spellStart"/>
-      <w:r>
-        <w:rPr>
-          <w:rFonts w:ascii="Consolas" w:hAnsi="Consolas"/>
-        </w:rPr>
-        <w:t>theme_</w:t>
-      </w:r>
-      <w:proofErr w:type="gramStart"/>
-      <w:r>
-        <w:rPr>
-          <w:rFonts w:ascii="Consolas" w:hAnsi="Consolas"/>
-        </w:rPr>
-        <w:t>vanilla</w:t>
-      </w:r>
-      <w:proofErr w:type="spellEnd"/>
-      <w:r>
-        <w:rPr>
-          <w:rFonts w:ascii="Consolas" w:hAnsi="Consolas"/>
-        </w:rPr>
-        <w:t>(</w:t>
-      </w:r>
-      <w:proofErr w:type="gramEnd"/>
-      <w:r>
-        <w:rPr>
-          <w:rFonts w:ascii="Consolas" w:hAnsi="Consolas"/>
-        </w:rPr>
-        <w:t xml:space="preserve">) %&gt;% </w:t>
-      </w:r>
-    </w:p>
-    <w:p>
-      <w:pPr>
-        <w:rPr>
-          <w:rFonts w:ascii="Consolas" w:hAnsi="Consolas"/>
-        </w:rPr>
-      </w:pPr>
-      <w:r>
-        <w:rPr>
-          <w:rFonts w:ascii="Consolas" w:hAnsi="Consolas"/>
-        </w:rPr>
-        <w:t xml:space="preserve">  </w:t>
-      </w:r>
-      <w:proofErr w:type="spellStart"/>
-      <w:r>
-        <w:rPr>
-          <w:rFonts w:ascii="Consolas" w:hAnsi="Consolas"/>
-        </w:rPr>
-        <w:t>set_</w:t>
-      </w:r>
-      <w:proofErr w:type="gramStart"/>
-      <w:r>
-        <w:rPr>
-          <w:rFonts w:ascii="Consolas" w:hAnsi="Consolas"/>
-        </w:rPr>
-        <w:t>caption</w:t>
-      </w:r>
-      <w:proofErr w:type="spellEnd"/>
-      <w:r>
-        <w:rPr>
-          <w:rFonts w:ascii="Consolas" w:hAnsi="Consolas"/>
-        </w:rPr>
-        <w:t>(</w:t>
-      </w:r>
-      <w:proofErr w:type="spellStart"/>
-      <w:proofErr w:type="gramEnd"/>
-      <w:r>
-        <w:rPr>
-          <w:rFonts w:ascii="Consolas" w:hAnsi="Consolas"/>
-        </w:rPr>
-        <w:t>autonum</w:t>
-      </w:r>
-      <w:proofErr w:type="spellEnd"/>
-      <w:r>
-        <w:rPr>
-          <w:rFonts w:ascii="Consolas" w:hAnsi="Consolas"/>
-        </w:rPr>
-        <w:t xml:space="preserve"> = </w:t>
-      </w:r>
-      <w:proofErr w:type="spellStart"/>
-      <w:r>
-        <w:rPr>
-          <w:rFonts w:ascii="Consolas" w:hAnsi="Consolas"/>
-        </w:rPr>
-        <w:t>run_</w:t>
-      </w:r>
-      <w:proofErr w:type="gramStart"/>
-      <w:r>
-        <w:rPr>
-          <w:rFonts w:ascii="Consolas" w:hAnsi="Consolas"/>
-        </w:rPr>
-        <w:t>autonum</w:t>
-      </w:r>
-      <w:proofErr w:type="spellEnd"/>
-      <w:r>
-        <w:rPr>
-          <w:rFonts w:ascii="Consolas" w:hAnsi="Consolas"/>
-        </w:rPr>
-        <w:t>(</w:t>
-      </w:r>
-      <w:proofErr w:type="spellStart"/>
-      <w:proofErr w:type="gramEnd"/>
-      <w:r>
-        <w:rPr>
-          <w:rFonts w:ascii="Consolas" w:hAnsi="Consolas"/>
-        </w:rPr>
-        <w:t>seq_id</w:t>
-      </w:r>
-      <w:proofErr w:type="spellEnd"/>
-      <w:r>
-        <w:rPr>
-          <w:rFonts w:ascii="Consolas" w:hAnsi="Consolas"/>
-        </w:rPr>
-        <w:t xml:space="preserve"> = "tab", </w:t>
-      </w:r>
-      <w:proofErr w:type="spellStart"/>
-      <w:r>
-        <w:rPr>
-          <w:rFonts w:ascii="Consolas" w:hAnsi="Consolas"/>
-        </w:rPr>
-        <w:t>bkm</w:t>
-      </w:r>
-      <w:proofErr w:type="spellEnd"/>
-      <w:r>
-        <w:rPr>
-          <w:rFonts w:ascii="Consolas" w:hAnsi="Consolas"/>
-        </w:rPr>
-        <w:t xml:space="preserve"> = "tab1")) %&gt;% </w:t>
-      </w:r>
-    </w:p>
-    <w:p>
-      <w:pPr>
-        <w:rPr>
-          <w:rFonts w:ascii="Consolas" w:hAnsi="Consolas"/>
-        </w:rPr>
-      </w:pPr>
-      <w:r>
-        <w:rPr>
-          <w:rFonts w:ascii="Consolas" w:hAnsi="Consolas"/>
-        </w:rPr>
-        <w:t xml:space="preserve">  </w:t>
-      </w:r>
-      <w:proofErr w:type="gramStart"/>
-      <w:r>
-        <w:rPr>
-          <w:rFonts w:ascii="Consolas" w:hAnsi="Consolas"/>
-        </w:rPr>
-        <w:t>font(</w:t>
-      </w:r>
-      <w:proofErr w:type="spellStart"/>
-      <w:proofErr w:type="gramEnd"/>
       <w:r>
         <w:rPr>
           <w:rFonts w:ascii="Consolas" w:hAnsi="Consolas"/>
@@ -4862,14 +4272,9 @@
       </w:r>
       <w:proofErr w:type="spellStart"/>
       <w:r>
-        <w:t>main_</w:t>
-      </w:r>
-      <w:proofErr w:type="gramStart"/>
-      <w:r>
-        <w:t>thesis.Rmd</w:t>
+        <w:t>main_thesis.Rmd</w:t>
       </w:r>
       <w:proofErr w:type="spellEnd"/>
-      <w:proofErr w:type="gramEnd"/>
       <w:r>
         <w:t>”), paste</w:t>
       </w:r>
@@ -4902,7 +4307,6 @@
         <w:t xml:space="preserve">  </w:t>
       </w:r>
       <w:proofErr w:type="spellStart"/>
-      <w:proofErr w:type="gramStart"/>
       <w:r>
         <w:rPr>
           <w:rFonts w:ascii="Consolas" w:hAnsi="Consolas"/>
@@ -4914,14 +4318,7 @@
         <w:rPr>
           <w:rFonts w:ascii="Consolas" w:hAnsi="Consolas"/>
         </w:rPr>
-        <w:t>::</w:t>
-      </w:r>
-      <w:proofErr w:type="gramEnd"/>
-      <w:r>
-        <w:rPr>
-          <w:rFonts w:ascii="Consolas" w:hAnsi="Consolas"/>
-        </w:rPr>
-        <w:t>word_document2:</w:t>
+        <w:t>::word_document2:</w:t>
       </w:r>
       <w:r>
         <w:rPr>
@@ -5290,7 +4687,6 @@
         <w:t>\</w:t>
       </w:r>
       <w:proofErr w:type="spellStart"/>
-      <w:proofErr w:type="gramStart"/>
       <w:r>
         <w:rPr>
           <w:rFonts w:ascii="Consolas" w:hAnsi="Consolas"/>
@@ -5302,14 +4698,7 @@
         <w:rPr>
           <w:rFonts w:ascii="Consolas" w:hAnsi="Consolas"/>
         </w:rPr>
-        <w:t>{</w:t>
-      </w:r>
-      <w:proofErr w:type="gramEnd"/>
-      <w:r>
-        <w:rPr>
-          <w:rFonts w:ascii="Consolas" w:hAnsi="Consolas"/>
-        </w:rPr>
-        <w:t>This text will be bold}</w:t>
+        <w:t>{This text will be bold}</w:t>
       </w:r>
       <w:r>
         <w:t xml:space="preserve"> won’t show up at all in the Word version, not even the sentence.</w:t>
@@ -5380,15 +4769,7 @@
           </w:tcPr>
           <w:p>
             <w:r>
-              <w:t>\</w:t>
-            </w:r>
-            <w:proofErr w:type="gramStart"/>
-            <w:r>
-              <w:t>begin</w:t>
-            </w:r>
-            <w:proofErr w:type="gramEnd"/>
-            <w:r>
-              <w:t>{center}</w:t>
+              <w:t>\begin{center}</w:t>
             </w:r>
           </w:p>
           <w:p>
@@ -5398,15 +4779,7 @@
           </w:p>
           <w:p>
             <w:r>
-              <w:t>\</w:t>
-            </w:r>
-            <w:proofErr w:type="gramStart"/>
-            <w:r>
-              <w:t>end{</w:t>
-            </w:r>
-            <w:proofErr w:type="gramEnd"/>
-            <w:r>
-              <w:t>center</w:t>
+              <w:t>\end{center</w:t>
             </w:r>
           </w:p>
         </w:tc>
@@ -5437,17 +4810,12 @@
               <w:t>\</w:t>
             </w:r>
             <w:proofErr w:type="spellStart"/>
-            <w:proofErr w:type="gramStart"/>
             <w:r>
               <w:t>textbf</w:t>
             </w:r>
             <w:proofErr w:type="spellEnd"/>
             <w:r>
-              <w:t>{</w:t>
-            </w:r>
-            <w:proofErr w:type="gramEnd"/>
-            <w:r>
-              <w:t>This text will be bold.}</w:t>
+              <w:t>{This text will be bold.}</w:t>
             </w:r>
           </w:p>
         </w:tc>
@@ -5482,17 +4850,12 @@
               <w:t>\</w:t>
             </w:r>
             <w:proofErr w:type="spellStart"/>
-            <w:proofErr w:type="gramStart"/>
             <w:r>
               <w:t>textit</w:t>
             </w:r>
             <w:proofErr w:type="spellEnd"/>
             <w:r>
-              <w:t>{</w:t>
-            </w:r>
-            <w:proofErr w:type="gramEnd"/>
-            <w:r>
-              <w:t>This text will be italicised.}</w:t>
+              <w:t>{This text will be italicised.}</w:t>
             </w:r>
           </w:p>
         </w:tc>
@@ -5527,17 +4890,12 @@
               <w:t>\</w:t>
             </w:r>
             <w:proofErr w:type="spellStart"/>
-            <w:proofErr w:type="gramStart"/>
             <w:r>
               <w:t>setstretch</w:t>
             </w:r>
             <w:proofErr w:type="spellEnd"/>
             <w:r>
-              <w:t>{</w:t>
-            </w:r>
-            <w:proofErr w:type="gramEnd"/>
-            <w:r>
-              <w:t>1}</w:t>
+              <w:t>{1}</w:t>
             </w:r>
           </w:p>
           <w:p>
@@ -5545,17 +4903,12 @@
               <w:t>\</w:t>
             </w:r>
             <w:proofErr w:type="spellStart"/>
-            <w:proofErr w:type="gramStart"/>
             <w:r>
               <w:t>setstretch</w:t>
             </w:r>
             <w:proofErr w:type="spellEnd"/>
             <w:r>
-              <w:t>{</w:t>
-            </w:r>
-            <w:proofErr w:type="gramEnd"/>
-            <w:r>
-              <w:t>1.5}</w:t>
+              <w:t>{1.5}</w:t>
             </w:r>
           </w:p>
           <w:p>
@@ -5563,17 +4916,12 @@
               <w:t>\</w:t>
             </w:r>
             <w:proofErr w:type="spellStart"/>
-            <w:proofErr w:type="gramStart"/>
             <w:r>
               <w:t>setstretch</w:t>
             </w:r>
             <w:proofErr w:type="spellEnd"/>
             <w:r>
-              <w:t>{</w:t>
-            </w:r>
-            <w:proofErr w:type="gramEnd"/>
-            <w:r>
-              <w:t>2}</w:t>
+              <w:t>{2}</w:t>
             </w:r>
           </w:p>
           <w:p>
@@ -5581,29 +4929,22 @@
               <w:t>\</w:t>
             </w:r>
             <w:proofErr w:type="spellStart"/>
-            <w:proofErr w:type="gramStart"/>
             <w:r>
               <w:t>doublespacing</w:t>
             </w:r>
             <w:proofErr w:type="spellEnd"/>
-            <w:proofErr w:type="gramEnd"/>
           </w:p>
           <w:p>
             <w:r>
               <w:t>\</w:t>
             </w:r>
             <w:proofErr w:type="spellStart"/>
-            <w:proofErr w:type="gramStart"/>
             <w:r>
               <w:t>setstretch</w:t>
             </w:r>
             <w:proofErr w:type="spellEnd"/>
             <w:r>
-              <w:t>{</w:t>
-            </w:r>
-            <w:proofErr w:type="gramEnd"/>
-            <w:r>
-              <w:t>3}</w:t>
+              <w:t>{3}</w:t>
             </w:r>
           </w:p>
         </w:tc>
@@ -5655,12 +4996,10 @@
               <w:t>\</w:t>
             </w:r>
             <w:proofErr w:type="spellStart"/>
-            <w:proofErr w:type="gramStart"/>
             <w:r>
               <w:t>pagenumbering</w:t>
             </w:r>
             <w:proofErr w:type="spellEnd"/>
-            <w:proofErr w:type="gramEnd"/>
             <w:r>
               <w:t>{roman}</w:t>
             </w:r>
@@ -5670,12 +5009,10 @@
               <w:t>\</w:t>
             </w:r>
             <w:proofErr w:type="spellStart"/>
-            <w:proofErr w:type="gramStart"/>
             <w:r>
               <w:t>setcounter</w:t>
             </w:r>
             <w:proofErr w:type="spellEnd"/>
-            <w:proofErr w:type="gramEnd"/>
             <w:r>
               <w:t>{page}{1}</w:t>
             </w:r>
@@ -5720,12 +5057,10 @@
               <w:t>\</w:t>
             </w:r>
             <w:proofErr w:type="spellStart"/>
-            <w:proofErr w:type="gramStart"/>
             <w:r>
               <w:t>pagenumbering</w:t>
             </w:r>
             <w:proofErr w:type="spellEnd"/>
-            <w:proofErr w:type="gramEnd"/>
             <w:r>
               <w:t>{</w:t>
             </w:r>
@@ -5743,12 +5078,10 @@
               <w:t>\</w:t>
             </w:r>
             <w:proofErr w:type="spellStart"/>
-            <w:proofErr w:type="gramStart"/>
             <w:r>
               <w:t>setcounter</w:t>
             </w:r>
             <w:proofErr w:type="spellEnd"/>
-            <w:proofErr w:type="gramEnd"/>
             <w:r>
               <w:t>{page}{1}</w:t>
             </w:r>
@@ -5778,13 +5111,8 @@
           </w:tcPr>
           <w:p>
             <w:r>
-              <w:t>\</w:t>
-            </w:r>
-            <w:proofErr w:type="gramStart"/>
-            <w:r>
-              <w:t>newline</w:t>
-            </w:r>
-            <w:proofErr w:type="gramEnd"/>
+              <w:t>\newline</w:t>
+            </w:r>
           </w:p>
         </w:tc>
         <w:tc>
@@ -5819,12 +5147,10 @@
               <w:t>\</w:t>
             </w:r>
             <w:proofErr w:type="spellStart"/>
-            <w:proofErr w:type="gramStart"/>
             <w:r>
               <w:t>bigskip</w:t>
             </w:r>
             <w:proofErr w:type="spellEnd"/>
-            <w:proofErr w:type="gramEnd"/>
           </w:p>
         </w:tc>
         <w:tc>
@@ -5864,12 +5190,10 @@
               <w:t>\</w:t>
             </w:r>
             <w:proofErr w:type="spellStart"/>
-            <w:proofErr w:type="gramStart"/>
             <w:r>
               <w:t>newpage</w:t>
             </w:r>
             <w:proofErr w:type="spellEnd"/>
-            <w:proofErr w:type="gramEnd"/>
           </w:p>
         </w:tc>
         <w:tc>
@@ -5899,12 +5223,10 @@
               <w:t>\</w:t>
             </w:r>
             <w:proofErr w:type="spellStart"/>
-            <w:proofErr w:type="gramStart"/>
             <w:r>
               <w:t>tableofcontents</w:t>
             </w:r>
             <w:proofErr w:type="spellEnd"/>
-            <w:proofErr w:type="gramEnd"/>
           </w:p>
         </w:tc>
         <w:tc>
@@ -5934,12 +5256,10 @@
               <w:t>\</w:t>
             </w:r>
             <w:proofErr w:type="spellStart"/>
-            <w:proofErr w:type="gramStart"/>
             <w:r>
               <w:t>listoftables</w:t>
             </w:r>
             <w:proofErr w:type="spellEnd"/>
-            <w:proofErr w:type="gramEnd"/>
           </w:p>
         </w:tc>
         <w:tc>
@@ -5969,12 +5289,10 @@
               <w:t>\</w:t>
             </w:r>
             <w:proofErr w:type="spellStart"/>
-            <w:proofErr w:type="gramStart"/>
             <w:r>
               <w:t>listoffigures</w:t>
             </w:r>
             <w:proofErr w:type="spellEnd"/>
-            <w:proofErr w:type="gramEnd"/>
           </w:p>
         </w:tc>
         <w:tc>
@@ -6118,15 +5436,7 @@
         </w:numPr>
       </w:pPr>
       <w:r>
-        <w:t xml:space="preserve">In the section Rmd files, you do not need a YAML header. </w:t>
-      </w:r>
-      <w:proofErr w:type="gramStart"/>
-      <w:r>
-        <w:t>So</w:t>
-      </w:r>
-      <w:proofErr w:type="gramEnd"/>
-      <w:r>
-        <w:t xml:space="preserve"> you can delete it.</w:t>
+        <w:t>In the section Rmd files, you do not need a YAML header. So you can delete it.</w:t>
       </w:r>
     </w:p>
     <w:p>
@@ -6153,49 +5463,7 @@
         <w:rPr>
           <w:rFonts w:ascii="Consolas" w:hAnsi="Consolas"/>
         </w:rPr>
-        <w:t>``</w:t>
-      </w:r>
-      <w:proofErr w:type="gramStart"/>
-      <w:r>
-        <w:rPr>
-          <w:rFonts w:ascii="Consolas" w:hAnsi="Consolas"/>
-        </w:rPr>
-        <w:t>`{</w:t>
-      </w:r>
-      <w:proofErr w:type="gramEnd"/>
-      <w:r>
-        <w:rPr>
-          <w:rFonts w:ascii="Consolas" w:hAnsi="Consolas"/>
-        </w:rPr>
-        <w:t>r Title Page, child=</w:t>
-      </w:r>
-      <w:proofErr w:type="gramStart"/>
-      <w:r>
-        <w:rPr>
-          <w:rFonts w:ascii="Consolas" w:hAnsi="Consolas"/>
-        </w:rPr>
-        <w:t>"./</w:t>
-      </w:r>
-      <w:proofErr w:type="gramEnd"/>
-      <w:r>
-        <w:rPr>
-          <w:rFonts w:ascii="Consolas" w:hAnsi="Consolas"/>
-        </w:rPr>
-        <w:t>Sections/01_title_</w:t>
-      </w:r>
-      <w:proofErr w:type="gramStart"/>
-      <w:r>
-        <w:rPr>
-          <w:rFonts w:ascii="Consolas" w:hAnsi="Consolas"/>
-        </w:rPr>
-        <w:t>page.Rmd</w:t>
-      </w:r>
-      <w:proofErr w:type="gramEnd"/>
-      <w:r>
-        <w:rPr>
-          <w:rFonts w:ascii="Consolas" w:hAnsi="Consolas"/>
-        </w:rPr>
-        <w:t>", eval=TRUE}</w:t>
+        <w:t>```{r Title Page, child="./Sections/01_title_page.Rmd", eval=TRUE}</w:t>
       </w:r>
       <w:r>
         <w:rPr>
@@ -6306,7 +5574,6 @@
         <w:t xml:space="preserve">Error in </w:t>
       </w:r>
       <w:proofErr w:type="spellStart"/>
-      <w:proofErr w:type="gramStart"/>
       <w:r>
         <w:rPr>
           <w:rFonts w:ascii="Consolas" w:hAnsi="Consolas"/>
@@ -6318,14 +5585,7 @@
         <w:rPr>
           <w:rFonts w:ascii="Consolas" w:hAnsi="Consolas"/>
         </w:rPr>
-        <w:t>(</w:t>
-      </w:r>
-      <w:proofErr w:type="gramEnd"/>
-      <w:r>
-        <w:rPr>
-          <w:rFonts w:ascii="Consolas" w:hAnsi="Consolas"/>
-        </w:rPr>
-        <w:t xml:space="preserve">j &lt;- </w:t>
+        <w:t xml:space="preserve">(j &lt;- </w:t>
       </w:r>
       <w:proofErr w:type="spellStart"/>
       <w:r>
@@ -6339,17 +5599,9 @@
         <w:rPr>
           <w:rFonts w:ascii="Consolas" w:hAnsi="Consolas"/>
         </w:rPr>
-        <w:t xml:space="preserve">[[1L]], </w:t>
-      </w:r>
-      <w:proofErr w:type="gramStart"/>
-      <w:r>
-        <w:rPr>
-          <w:rFonts w:ascii="Consolas" w:hAnsi="Consolas"/>
-        </w:rPr>
-        <w:t>c(</w:t>
+        <w:t>[[1L]], c(</w:t>
       </w:r>
       <w:proofErr w:type="spellStart"/>
-      <w:proofErr w:type="gramEnd"/>
       <w:r>
         <w:rPr>
           <w:rFonts w:ascii="Consolas" w:hAnsi="Consolas"/>
@@ -6357,7 +5609,6 @@
         <w:t>lib.loc</w:t>
       </w:r>
       <w:proofErr w:type="spellEnd"/>
-      <w:proofErr w:type="gramStart"/>
       <w:r>
         <w:rPr>
           <w:rFonts w:ascii="Consolas" w:hAnsi="Consolas"/>
@@ -6372,7 +5623,6 @@
         <w:t>libPaths</w:t>
       </w:r>
       <w:proofErr w:type="spellEnd"/>
-      <w:proofErr w:type="gramEnd"/>
       <w:r>
         <w:rPr>
           <w:rFonts w:ascii="Consolas" w:hAnsi="Consolas"/>
@@ -6405,16 +5655,8 @@
         <w:rPr>
           <w:rFonts w:ascii="Consolas" w:hAnsi="Consolas"/>
         </w:rPr>
-        <w:t>[[j]]</w:t>
-      </w:r>
-      <w:proofErr w:type="gramStart"/>
-      <w:r>
-        <w:rPr>
-          <w:rFonts w:ascii="Consolas" w:hAnsi="Consolas"/>
-        </w:rPr>
-        <w:t>) :</w:t>
-      </w:r>
-      <w:proofErr w:type="gramEnd"/>
+        <w:t>[[j]]) :</w:t>
+      </w:r>
       <w:r>
         <w:rPr>
           <w:rFonts w:ascii="Consolas" w:hAnsi="Consolas"/>

--- a/create_bookdown_file.docx
+++ b/create_bookdown_file.docx
@@ -1,6 +1,6 @@
 
 <file path=word/document.xml><?xml version="1.0" encoding="utf-8"?>
-<w:document xmlns:wpc="http://schemas.microsoft.com/office/word/2010/wordprocessingCanvas" xmlns:cx="http://schemas.microsoft.com/office/drawing/2014/chartex" xmlns:cx1="http://schemas.microsoft.com/office/drawing/2015/9/8/chartex" xmlns:cx2="http://schemas.microsoft.com/office/drawing/2015/10/21/chartex" xmlns:cx3="http://schemas.microsoft.com/office/drawing/2016/5/9/chartex" xmlns:cx4="http://schemas.microsoft.com/office/drawing/2016/5/10/chartex" xmlns:cx5="http://schemas.microsoft.com/office/drawing/2016/5/11/chartex" xmlns:cx6="http://schemas.microsoft.com/office/drawing/2016/5/12/chartex" xmlns:cx7="http://schemas.microsoft.com/office/drawing/2016/5/13/chartex" xmlns:cx8="http://schemas.microsoft.com/office/drawing/2016/5/14/chartex" xmlns:mc="http://schemas.openxmlformats.org/markup-compatibility/2006" xmlns:aink="http://schemas.microsoft.com/office/drawing/2016/ink" xmlns:am3d="http://schemas.microsoft.com/office/drawing/2017/model3d" xmlns:o="urn:schemas-microsoft-com:office:office" xmlns:oel="http://schemas.microsoft.com/office/2019/extlst" xmlns:r="http://schemas.openxmlformats.org/officeDocument/2006/relationships" xmlns:m="http://schemas.openxmlformats.org/officeDocument/2006/math" xmlns:v="urn:schemas-microsoft-com:vml" xmlns:wp14="http://schemas.microsoft.com/office/word/2010/wordprocessingDrawing" xmlns:wp="http://schemas.openxmlformats.org/drawingml/2006/wordprocessingDrawing" xmlns:w10="urn:schemas-microsoft-com:office:word" xmlns:w="http://schemas.openxmlformats.org/wordprocessingml/2006/main" xmlns:w14="http://schemas.microsoft.com/office/word/2010/wordml" xmlns:w15="http://schemas.microsoft.com/office/word/2012/wordml" xmlns:w16cex="http://schemas.microsoft.com/office/word/2018/wordml/cex" xmlns:w16cid="http://schemas.microsoft.com/office/word/2016/wordml/cid" xmlns:w16="http://schemas.microsoft.com/office/word/2018/wordml" xmlns:w16du="http://schemas.microsoft.com/office/word/2023/wordml/word16du" xmlns:w16sdtdh="http://schemas.microsoft.com/office/word/2020/wordml/sdtdatahash" xmlns:w16sdtfl="http://schemas.microsoft.com/office/word/2024/wordml/sdtformatlock" xmlns:w16se="http://schemas.microsoft.com/office/word/2015/wordml/symex" xmlns:wpg="http://schemas.microsoft.com/office/word/2010/wordprocessingGroup" xmlns:wpi="http://schemas.microsoft.com/office/word/2010/wordprocessingInk" xmlns:wne="http://schemas.microsoft.com/office/word/2006/wordml" xmlns:wps="http://schemas.microsoft.com/office/word/2010/wordprocessingShape" mc:Ignorable="w14 w15 w16se w16cid w16 w16cex w16sdtdh w16sdtfl w16du wp14">
+<w:document xmlns:wpc="http://schemas.microsoft.com/office/word/2010/wordprocessingCanvas" xmlns:cx="http://schemas.microsoft.com/office/drawing/2014/chartex" xmlns:cx1="http://schemas.microsoft.com/office/drawing/2015/9/8/chartex" xmlns:cx2="http://schemas.microsoft.com/office/drawing/2015/10/21/chartex" xmlns:cx3="http://schemas.microsoft.com/office/drawing/2016/5/9/chartex" xmlns:cx4="http://schemas.microsoft.com/office/drawing/2016/5/10/chartex" xmlns:cx5="http://schemas.microsoft.com/office/drawing/2016/5/11/chartex" xmlns:cx6="http://schemas.microsoft.com/office/drawing/2016/5/12/chartex" xmlns:cx7="http://schemas.microsoft.com/office/drawing/2016/5/13/chartex" xmlns:cx8="http://schemas.microsoft.com/office/drawing/2016/5/14/chartex" xmlns:mc="http://schemas.openxmlformats.org/markup-compatibility/2006" xmlns:aink="http://schemas.microsoft.com/office/drawing/2016/ink" xmlns:am3d="http://schemas.microsoft.com/office/drawing/2017/model3d" xmlns:o="urn:schemas-microsoft-com:office:office" xmlns:oel="http://schemas.microsoft.com/office/2019/extlst" xmlns:r="http://schemas.openxmlformats.org/officeDocument/2006/relationships" xmlns:m="http://schemas.openxmlformats.org/officeDocument/2006/math" xmlns:v="urn:schemas-microsoft-com:vml" xmlns:wp14="http://schemas.microsoft.com/office/word/2010/wordprocessingDrawing" xmlns:wp="http://schemas.openxmlformats.org/drawingml/2006/wordprocessingDrawing" xmlns:w10="urn:schemas-microsoft-com:office:word" xmlns:w="http://schemas.openxmlformats.org/wordprocessingml/2006/main" xmlns:w14="http://schemas.microsoft.com/office/word/2010/wordml" xmlns:w15="http://schemas.microsoft.com/office/word/2012/wordml" xmlns:w16cei="http://schemas.microsoft.com/office/word/2026/wordml/cei" xmlns:w16cex="http://schemas.microsoft.com/office/word/2018/wordml/cex" xmlns:w16cid="http://schemas.microsoft.com/office/word/2016/wordml/cid" xmlns:w16="http://schemas.microsoft.com/office/word/2018/wordml" xmlns:w16du="http://schemas.microsoft.com/office/word/2023/wordml/word16du" xmlns:w16sdtdh="http://schemas.microsoft.com/office/word/2020/wordml/sdtdatahash" xmlns:w16sdtfl="http://schemas.microsoft.com/office/word/2024/wordml/sdtformatlock" xmlns:w16se="http://schemas.microsoft.com/office/word/2015/wordml/symex" xmlns:wpg="http://schemas.microsoft.com/office/word/2010/wordprocessingGroup" xmlns:wpi="http://schemas.microsoft.com/office/word/2010/wordprocessingInk" xmlns:wne="http://schemas.microsoft.com/office/word/2006/wordml" xmlns:wps="http://schemas.microsoft.com/office/word/2010/wordprocessingShape" mc:Ignorable="w14 w15 w16se w16cid w16 w16cex w16sdtdh w16sdtfl w16du wp14">
   <w:body>
     <w:p>
       <w:pPr>
@@ -17,11 +17,9 @@
       <w:r>
         <w:t xml:space="preserve">writing a thesis with multiple chapters using R Markdown, it is recommended to use </w:t>
       </w:r>
-      <w:proofErr w:type="spellStart"/>
-      <w:r>
-        <w:t>bookdown</w:t>
-      </w:r>
-      <w:proofErr w:type="spellEnd"/>
+      <w:r>
+        <w:t>Bookdown</w:t>
+      </w:r>
       <w:r>
         <w:t>.</w:t>
       </w:r>
@@ -69,22 +67,18 @@
       <w:r>
         <w:t xml:space="preserve">This manual will walk you through how to set up your own </w:t>
       </w:r>
-      <w:proofErr w:type="spellStart"/>
-      <w:r>
-        <w:t>bookdown</w:t>
-      </w:r>
-      <w:proofErr w:type="spellEnd"/>
+      <w:r>
+        <w:t>Bookdown</w:t>
+      </w:r>
       <w:r>
         <w:t xml:space="preserve"> file</w:t>
       </w:r>
       <w:r>
         <w:t xml:space="preserve">. There is also an introduction to </w:t>
       </w:r>
-      <w:proofErr w:type="spellStart"/>
-      <w:r>
-        <w:t>bookdown</w:t>
-      </w:r>
-      <w:proofErr w:type="spellEnd"/>
+      <w:r>
+        <w:t>Bookdown</w:t>
+      </w:r>
       <w:r>
         <w:t xml:space="preserve">, including demo files, here: </w:t>
       </w:r>
@@ -116,7 +110,13 @@
         <w:pStyle w:val="Heading1"/>
       </w:pPr>
       <w:r>
-        <w:t>Initialising</w:t>
+        <w:t>Initiali</w:t>
+      </w:r>
+      <w:r>
+        <w:t>z</w:t>
+      </w:r>
+      <w:r>
+        <w:t>ing</w:t>
       </w:r>
     </w:p>
     <w:p>
@@ -136,12 +136,23 @@
       <w:r>
         <w:br/>
       </w:r>
-      <w:hyperlink r:id="rId9" w:history="1">
+      <w:hyperlink r:id="rId9" w:anchor="rstudio-ide-oss-downloads" w:history="1">
         <w:r>
           <w:rPr>
             <w:rStyle w:val="Hyperlink"/>
           </w:rPr>
-          <w:t>RStudio Desktop - Posit</w:t>
+          <w:t>Download RStudio</w:t>
+        </w:r>
+      </w:hyperlink>
+      <w:r>
+        <w:t xml:space="preserve"> and </w:t>
+      </w:r>
+      <w:hyperlink r:id="rId10" w:history="1">
+        <w:r>
+          <w:rPr>
+            <w:rStyle w:val="Hyperlink"/>
+          </w:rPr>
+          <w:t>Download R</w:t>
         </w:r>
       </w:hyperlink>
     </w:p>
@@ -168,42 +179,42 @@
       <w:proofErr w:type="spellStart"/>
       <w:r>
         <w:rPr>
-          <w:rFonts w:ascii="Consolas" w:hAnsi="Consolas"/>
+          <w:rFonts w:ascii="Lucida Console" w:hAnsi="Lucida Console"/>
         </w:rPr>
         <w:t>install.packages</w:t>
       </w:r>
       <w:proofErr w:type="spellEnd"/>
       <w:r>
         <w:rPr>
-          <w:rFonts w:ascii="Consolas" w:hAnsi="Consolas"/>
+          <w:rFonts w:ascii="Lucida Console" w:hAnsi="Lucida Console"/>
         </w:rPr>
         <w:t>(c("</w:t>
       </w:r>
       <w:proofErr w:type="spellStart"/>
       <w:r>
         <w:rPr>
-          <w:rFonts w:ascii="Consolas" w:hAnsi="Consolas"/>
+          <w:rFonts w:ascii="Lucida Console" w:hAnsi="Lucida Console"/>
         </w:rPr>
         <w:t>bookdown</w:t>
       </w:r>
       <w:proofErr w:type="spellEnd"/>
       <w:r>
         <w:rPr>
-          <w:rFonts w:ascii="Consolas" w:hAnsi="Consolas"/>
+          <w:rFonts w:ascii="Lucida Console" w:hAnsi="Lucida Console"/>
         </w:rPr>
         <w:t>", "downlit", "</w:t>
       </w:r>
       <w:proofErr w:type="spellStart"/>
       <w:r>
         <w:rPr>
-          <w:rFonts w:ascii="Consolas" w:hAnsi="Consolas"/>
+          <w:rFonts w:ascii="Lucida Console" w:hAnsi="Lucida Console"/>
         </w:rPr>
         <w:t>tinytex</w:t>
       </w:r>
       <w:proofErr w:type="spellEnd"/>
       <w:r>
         <w:rPr>
-          <w:rFonts w:ascii="Consolas" w:hAnsi="Consolas"/>
+          <w:rFonts w:ascii="Lucida Console" w:hAnsi="Lucida Console"/>
         </w:rPr>
         <w:t>"))</w:t>
       </w:r>
@@ -239,28 +250,28 @@
       <w:proofErr w:type="spellStart"/>
       <w:r>
         <w:rPr>
-          <w:rFonts w:ascii="Consolas" w:hAnsi="Consolas"/>
+          <w:rFonts w:ascii="Lucida Console" w:hAnsi="Lucida Console"/>
         </w:rPr>
         <w:t>tinytex</w:t>
       </w:r>
       <w:proofErr w:type="spellEnd"/>
       <w:r>
         <w:rPr>
-          <w:rFonts w:ascii="Consolas" w:hAnsi="Consolas"/>
+          <w:rFonts w:ascii="Lucida Console" w:hAnsi="Lucida Console"/>
         </w:rPr>
         <w:t>::</w:t>
       </w:r>
       <w:proofErr w:type="spellStart"/>
       <w:r>
         <w:rPr>
-          <w:rFonts w:ascii="Consolas" w:hAnsi="Consolas"/>
+          <w:rFonts w:ascii="Lucida Console" w:hAnsi="Lucida Console"/>
         </w:rPr>
         <w:t>install_tinytex</w:t>
       </w:r>
       <w:proofErr w:type="spellEnd"/>
       <w:r>
         <w:rPr>
-          <w:rFonts w:ascii="Consolas" w:hAnsi="Consolas"/>
+          <w:rFonts w:ascii="Lucida Console" w:hAnsi="Lucida Console"/>
         </w:rPr>
         <w:t>()</w:t>
       </w:r>
@@ -274,13 +285,28 @@
         </w:numPr>
       </w:pPr>
       <w:r>
+        <w:t>If you already have a GitHub repository for your project, you can add the thesis to that. Otherwise, create a GitHub repository before continuing.</w:t>
+      </w:r>
+    </w:p>
+    <w:p>
+      <w:pPr>
+        <w:pStyle w:val="ListParagraph"/>
+        <w:numPr>
+          <w:ilvl w:val="0"/>
+          <w:numId w:val="20"/>
+        </w:numPr>
+      </w:pPr>
+      <w:r>
         <w:t xml:space="preserve">Create </w:t>
       </w:r>
       <w:r>
         <w:t xml:space="preserve">the following folders </w:t>
       </w:r>
       <w:r>
-        <w:t>in your project’s</w:t>
+        <w:t>in your project</w:t>
+      </w:r>
+      <w:r>
+        <w:t xml:space="preserve"> or thesis</w:t>
       </w:r>
       <w:r>
         <w:t xml:space="preserve"> GitHub repository</w:t>
@@ -313,7 +339,7 @@
         </w:numPr>
       </w:pPr>
       <w:r>
-        <w:t>Two</w:t>
+        <w:t>Three</w:t>
       </w:r>
       <w:r>
         <w:t xml:space="preserve"> subfolders within this main folder:</w:t>
@@ -346,7 +372,7 @@
         <w:t xml:space="preserve">a reference format file (CSL file). </w:t>
       </w:r>
       <w:r>
-        <w:t xml:space="preserve">The former can be exported f rom your Mendeley or Zotero library. </w:t>
+        <w:t xml:space="preserve">The former can be exported from your Mendeley or Zotero library. </w:t>
       </w:r>
       <w:r>
         <w:t>The latter can be downloaded from Zotero</w:t>
@@ -354,7 +380,7 @@
       <w:r>
         <w:t xml:space="preserve"> (</w:t>
       </w:r>
-      <w:hyperlink r:id="rId10" w:history="1">
+      <w:hyperlink r:id="rId11" w:history="1">
         <w:r>
           <w:rPr>
             <w:rStyle w:val="Hyperlink"/>
@@ -418,6 +444,50 @@
       <w:pPr>
         <w:pStyle w:val="ListParagraph"/>
         <w:numPr>
+          <w:ilvl w:val="2"/>
+          <w:numId w:val="20"/>
+        </w:numPr>
+      </w:pPr>
+      <w:r>
+        <w:t>Images</w:t>
+      </w:r>
+    </w:p>
+    <w:p>
+      <w:pPr>
+        <w:pStyle w:val="ListParagraph"/>
+        <w:numPr>
+          <w:ilvl w:val="3"/>
+          <w:numId w:val="20"/>
+        </w:numPr>
+      </w:pPr>
+      <w:r>
+        <w:t xml:space="preserve">This folder will contain all figures and images that you want in your thesis. You </w:t>
+      </w:r>
+      <w:r>
+        <w:rPr>
+          <w:i/>
+          <w:iCs/>
+        </w:rPr>
+        <w:t>must</w:t>
+      </w:r>
+      <w:r>
+        <w:t xml:space="preserve"> copy them into this folder because R </w:t>
+      </w:r>
+      <w:r>
+        <w:t>Markdown</w:t>
+      </w:r>
+      <w:r>
+        <w:t xml:space="preserve"> will not recognize file pathways outside of the </w:t>
+      </w:r>
+      <w:r>
+        <w:t>main folder.</w:t>
+      </w:r>
+    </w:p>
+    <w:p>
+      <w:pPr>
+        <w:pStyle w:val="ListParagraph"/>
+        <w:keepNext/>
+        <w:numPr>
           <w:ilvl w:val="0"/>
           <w:numId w:val="20"/>
         </w:numPr>
@@ -428,6 +498,33 @@
       </w:r>
       <w:r>
         <w:t>New Project…</w:t>
+      </w:r>
+      <w:r>
+        <w:t xml:space="preserve"> (</w:t>
+      </w:r>
+      <w:r>
+        <w:fldChar w:fldCharType="begin"/>
+      </w:r>
+      <w:r>
+        <w:instrText xml:space="preserve"> REF _Ref236403295 \h </w:instrText>
+      </w:r>
+      <w:r>
+        <w:fldChar w:fldCharType="separate"/>
+      </w:r>
+      <w:r>
+        <w:t xml:space="preserve">Figure </w:t>
+      </w:r>
+      <w:r>
+        <w:rPr>
+          <w:noProof/>
+        </w:rPr>
+        <w:t>1</w:t>
+      </w:r>
+      <w:r>
+        <w:fldChar w:fldCharType="end"/>
+      </w:r>
+      <w:r>
+        <w:t>)</w:t>
       </w:r>
       <w:r>
         <w:br/>
@@ -452,7 +549,7 @@
                     <pic:cNvPicPr/>
                   </pic:nvPicPr>
                   <pic:blipFill>
-                    <a:blip r:embed="rId11"/>
+                    <a:blip r:embed="rId12"/>
                     <a:stretch>
                       <a:fillRect/>
                     </a:stretch>
@@ -475,7 +572,29 @@
     </w:p>
     <w:p>
       <w:pPr>
+        <w:pStyle w:val="Caption"/>
+      </w:pPr>
+      <w:bookmarkStart w:id="0" w:name="_Ref236403295"/>
+      <w:r>
+        <w:t xml:space="preserve">Figure </w:t>
+      </w:r>
+      <w:fldSimple w:instr=" SEQ Figure \* ARABIC ">
+        <w:r>
+          <w:rPr>
+            <w:noProof/>
+          </w:rPr>
+          <w:t>1</w:t>
+        </w:r>
+      </w:fldSimple>
+      <w:bookmarkEnd w:id="0"/>
+      <w:r>
+        <w:t>. This is figure 1.</w:t>
+      </w:r>
+    </w:p>
+    <w:p>
+      <w:pPr>
         <w:pStyle w:val="ListParagraph"/>
+        <w:keepNext/>
         <w:numPr>
           <w:ilvl w:val="0"/>
           <w:numId w:val="20"/>
@@ -489,6 +608,33 @@
       </w:r>
       <w:r>
         <w:t>.</w:t>
+      </w:r>
+      <w:r>
+        <w:t xml:space="preserve"> (</w:t>
+      </w:r>
+      <w:r>
+        <w:fldChar w:fldCharType="begin"/>
+      </w:r>
+      <w:r>
+        <w:instrText xml:space="preserve"> REF _Ref236403314 \h </w:instrText>
+      </w:r>
+      <w:r>
+        <w:fldChar w:fldCharType="separate"/>
+      </w:r>
+      <w:r>
+        <w:t xml:space="preserve">Figure </w:t>
+      </w:r>
+      <w:r>
+        <w:rPr>
+          <w:noProof/>
+        </w:rPr>
+        <w:t>2</w:t>
+      </w:r>
+      <w:r>
+        <w:fldChar w:fldCharType="end"/>
+      </w:r>
+      <w:r>
+        <w:t>)</w:t>
       </w:r>
       <w:r>
         <w:br/>
@@ -513,7 +659,7 @@
                     <pic:cNvPicPr/>
                   </pic:nvPicPr>
                   <pic:blipFill>
-                    <a:blip r:embed="rId12"/>
+                    <a:blip r:embed="rId13"/>
                     <a:stretch>
                       <a:fillRect/>
                     </a:stretch>
@@ -536,6 +682,27 @@
     </w:p>
     <w:p>
       <w:pPr>
+        <w:pStyle w:val="Caption"/>
+      </w:pPr>
+      <w:bookmarkStart w:id="1" w:name="_Ref236403314"/>
+      <w:r>
+        <w:t xml:space="preserve">Figure </w:t>
+      </w:r>
+      <w:fldSimple w:instr=" SEQ Figure \* ARABIC ">
+        <w:r>
+          <w:rPr>
+            <w:noProof/>
+          </w:rPr>
+          <w:t>2</w:t>
+        </w:r>
+      </w:fldSimple>
+      <w:bookmarkEnd w:id="1"/>
+      <w:r>
+        <w:t>. This is figure 2.</w:t>
+      </w:r>
+    </w:p>
+    <w:p>
+      <w:pPr>
         <w:pStyle w:val="ListParagraph"/>
         <w:numPr>
           <w:ilvl w:val="1"/>
@@ -580,7 +747,7 @@
                     <pic:cNvPicPr/>
                   </pic:nvPicPr>
                   <pic:blipFill>
-                    <a:blip r:embed="rId13"/>
+                    <a:blip r:embed="rId14"/>
                     <a:stretch>
                       <a:fillRect/>
                     </a:stretch>
@@ -650,7 +817,7 @@
                     </pic:cNvPicPr>
                   </pic:nvPicPr>
                   <pic:blipFill>
-                    <a:blip r:embed="rId14">
+                    <a:blip r:embed="rId15">
                       <a:extLst>
                         <a:ext uri="{28A0092B-C50C-407E-A947-70E740481C1C}">
                           <a14:useLocalDpi xmlns:a14="http://schemas.microsoft.com/office/drawing/2010/main" val="0"/>
@@ -1108,7 +1275,37 @@
         <w:t>.</w:t>
       </w:r>
       <w:r>
-        <w:t xml:space="preserve"> At the very least, you will need one of the following headers:</w:t>
+        <w:t xml:space="preserve"> At the very least, you will need one of the following headers</w:t>
+      </w:r>
+      <w:r>
+        <w:t xml:space="preserve"> (</w:t>
+      </w:r>
+      <w:r>
+        <w:fldChar w:fldCharType="begin"/>
+      </w:r>
+      <w:r>
+        <w:instrText xml:space="preserve"> REF _Ref236403351 \h </w:instrText>
+      </w:r>
+      <w:r>
+        <w:fldChar w:fldCharType="separate"/>
+      </w:r>
+      <w:r>
+        <w:t xml:space="preserve">Table </w:t>
+      </w:r>
+      <w:r>
+        <w:rPr>
+          <w:noProof/>
+        </w:rPr>
+        <w:t>1</w:t>
+      </w:r>
+      <w:r>
+        <w:fldChar w:fldCharType="end"/>
+      </w:r>
+      <w:r>
+        <w:t>)</w:t>
+      </w:r>
+      <w:r>
+        <w:t>:</w:t>
       </w:r>
     </w:p>
     <w:p>
@@ -1183,7 +1380,50 @@
         <w:t>in every Rmd file to PDF</w:t>
       </w:r>
       <w:r>
+        <w:t xml:space="preserve"> </w:t>
+      </w:r>
+      <w:r>
+        <w:fldChar w:fldCharType="begin"/>
+      </w:r>
+      <w:r>
+        <w:instrText xml:space="preserve"> ADDIN ZOTERO_ITEM CSL_CITATION {"citationID":"Ed8knXaB","properties":{"unsorted":false,"formattedCitation":"[1]","plainCitation":"[1]","noteIndex":0},"citationItems":[{"id":82,"uris":["http://zotero.org/users/17316862/items/SVR3ESP6"],"itemData":{"id":82,"type":"report","citation-key":"reid2023","page":"10","publisher":"BC Caribou Recovery Program","publisher-place":"Nelson, BC","title":"2023 Mountain Caribou Census, Central Selkirk Mountains","author":[{"family":"Reid","given":"Aaron"}],"issued":{"date-parts":[["2023",2]]}}}],"schema":"https://github.com/citation-style-language/schema/raw/master/csl-citation.json"} </w:instrText>
+      </w:r>
+      <w:r>
+        <w:fldChar w:fldCharType="separate"/>
+      </w:r>
+      <w:r>
+        <w:rPr>
+          <w:rFonts w:ascii="Aptos" w:hAnsi="Aptos"/>
+        </w:rPr>
+        <w:t>[1]</w:t>
+      </w:r>
+      <w:r>
+        <w:fldChar w:fldCharType="end"/>
+      </w:r>
+      <w:r>
         <w:t>.</w:t>
+      </w:r>
+    </w:p>
+    <w:p>
+      <w:pPr>
+        <w:pStyle w:val="Caption"/>
+        <w:keepNext/>
+      </w:pPr>
+      <w:bookmarkStart w:id="2" w:name="_Ref236403351"/>
+      <w:r>
+        <w:t xml:space="preserve">Table </w:t>
+      </w:r>
+      <w:fldSimple w:instr=" SEQ Table \* ARABIC ">
+        <w:r>
+          <w:rPr>
+            <w:noProof/>
+          </w:rPr>
+          <w:t>1</w:t>
+        </w:r>
+      </w:fldSimple>
+      <w:bookmarkEnd w:id="2"/>
+      <w:r>
+        <w:t>. Output YAML headers.</w:t>
       </w:r>
     </w:p>
     <w:tbl>
@@ -1704,6 +1944,7 @@
                 <w:b/>
                 <w:bCs/>
               </w:rPr>
+              <w:lastRenderedPageBreak/>
               <w:t>Bold</w:t>
             </w:r>
           </w:p>
@@ -1734,7 +1975,6 @@
               <w:jc w:val="center"/>
             </w:pPr>
             <w:r>
-              <w:lastRenderedPageBreak/>
               <w:t>Two asterisks</w:t>
             </w:r>
           </w:p>
@@ -1749,7 +1989,6 @@
               <w:jc w:val="center"/>
             </w:pPr>
             <w:r>
-              <w:lastRenderedPageBreak/>
               <w:t>__text__</w:t>
             </w:r>
           </w:p>
@@ -1763,7 +2002,6 @@
               <w:jc w:val="center"/>
             </w:pPr>
             <w:r>
-              <w:lastRenderedPageBreak/>
               <w:t>**text**</w:t>
             </w:r>
           </w:p>
@@ -1785,7 +2023,6 @@
               <w:rPr>
                 <w:vertAlign w:val="subscript"/>
               </w:rPr>
-              <w:lastRenderedPageBreak/>
               <w:t>Subscript</w:t>
             </w:r>
           </w:p>
@@ -2546,6 +2783,7 @@
           </w:p>
           <w:p>
             <w:r>
+              <w:lastRenderedPageBreak/>
               <w:t>\end{split}</w:t>
             </w:r>
           </w:p>
@@ -2556,7 +2794,6 @@
           </w:p>
           <w:p>
             <w:r>
-              <w:lastRenderedPageBreak/>
               <w:t xml:space="preserve">\end{equation} </w:t>
             </w:r>
           </w:p>
@@ -3067,6 +3304,7 @@
         <w:rPr>
           <w:rFonts w:ascii="Consolas" w:hAnsi="Consolas"/>
         </w:rPr>
+        <w:lastRenderedPageBreak/>
         <w:t xml:space="preserve">(ref:plot1) A scatterplot of *fake* data using **base** R graphics. </w:t>
       </w:r>
       <w:r>
@@ -3079,7 +3317,6 @@
         <w:rPr>
           <w:rFonts w:ascii="Consolas" w:hAnsi="Consolas"/>
         </w:rPr>
-        <w:lastRenderedPageBreak/>
         <w:br/>
         <w:t xml:space="preserve">This </w:t>
       </w:r>
@@ -3530,6 +3767,7 @@
         <w:rPr>
           <w:rFonts w:ascii="Consolas" w:hAnsi="Consolas"/>
         </w:rPr>
+        <w:lastRenderedPageBreak/>
         <w:t>knitr</w:t>
       </w:r>
       <w:proofErr w:type="spellEnd"/>
@@ -3595,7 +3833,6 @@
         </w:numPr>
       </w:pPr>
       <w:r>
-        <w:lastRenderedPageBreak/>
         <w:t>Note</w:t>
       </w:r>
       <w:r>
@@ -4967,8 +5204,13 @@
             </w:r>
             <w:r>
               <w:br/>
-              <w:t xml:space="preserve">        double</w:t>
-            </w:r>
+              <w:t xml:space="preserve">        </w:t>
+            </w:r>
+            <w:proofErr w:type="spellStart"/>
+            <w:r>
+              <w:t>double</w:t>
+            </w:r>
+            <w:proofErr w:type="spellEnd"/>
             <w:r>
               <w:br/>
               <w:t xml:space="preserve">        triple spacing</w:t>
@@ -5386,7 +5628,7 @@
                     </pic:cNvPicPr>
                   </pic:nvPicPr>
                   <pic:blipFill>
-                    <a:blip r:embed="rId14">
+                    <a:blip r:embed="rId15">
                       <a:extLst>
                         <a:ext uri="{28A0092B-C50C-407E-A947-70E740481C1C}">
                           <a14:useLocalDpi xmlns:a14="http://schemas.microsoft.com/office/drawing/2010/main" val="0"/>
@@ -5714,14 +5956,43 @@
         <w:t>")</w:t>
       </w:r>
     </w:p>
-    <w:p/>
+    <w:p>
+      <w:pPr>
+        <w:pStyle w:val="Heading1"/>
+      </w:pPr>
+      <w:r>
+        <w:t>Bibliography</w:t>
+      </w:r>
+    </w:p>
+    <w:p>
+      <w:pPr>
+        <w:pStyle w:val="Bibliography"/>
+      </w:pPr>
+      <w:r>
+        <w:fldChar w:fldCharType="begin"/>
+      </w:r>
+      <w:r>
+        <w:instrText xml:space="preserve"> ADDIN ZOTERO_BIBL {"uncited":[],"omitted":[],"custom":[]} CSL_BIBLIOGRAPHY </w:instrText>
+      </w:r>
+      <w:r>
+        <w:fldChar w:fldCharType="separate"/>
+      </w:r>
+      <w:r>
+        <w:t xml:space="preserve">1. Reid A. 2023 Mountain Caribou Census, Central Selkirk Mountains. Nelson, BC: BC Caribou Recovery Program; 2023 Feb p. 10. </w:t>
+      </w:r>
+    </w:p>
+    <w:p>
+      <w:r>
+        <w:fldChar w:fldCharType="end"/>
+      </w:r>
+    </w:p>
     <w:p/>
     <w:p/>
     <w:sectPr>
-      <w:headerReference w:type="default" r:id="rId15"/>
-      <w:footerReference w:type="default" r:id="rId16"/>
-      <w:headerReference w:type="first" r:id="rId17"/>
-      <w:footerReference w:type="first" r:id="rId18"/>
+      <w:headerReference w:type="default" r:id="rId16"/>
+      <w:footerReference w:type="default" r:id="rId17"/>
+      <w:headerReference w:type="first" r:id="rId18"/>
+      <w:footerReference w:type="first" r:id="rId19"/>
       <w:type w:val="continuous"/>
       <w:pgSz w:w="12240" w:h="15840"/>
       <w:pgMar w:top="1440" w:right="1440" w:bottom="1440" w:left="1440" w:header="708" w:footer="708" w:gutter="0"/>
@@ -5733,7 +6004,7 @@
 </file>
 
 <file path=word/endnotes.xml><?xml version="1.0" encoding="utf-8"?>
-<w:endnotes xmlns:wpc="http://schemas.microsoft.com/office/word/2010/wordprocessingCanvas" xmlns:cx="http://schemas.microsoft.com/office/drawing/2014/chartex" xmlns:cx1="http://schemas.microsoft.com/office/drawing/2015/9/8/chartex" xmlns:cx2="http://schemas.microsoft.com/office/drawing/2015/10/21/chartex" xmlns:cx3="http://schemas.microsoft.com/office/drawing/2016/5/9/chartex" xmlns:cx4="http://schemas.microsoft.com/office/drawing/2016/5/10/chartex" xmlns:cx5="http://schemas.microsoft.com/office/drawing/2016/5/11/chartex" xmlns:cx6="http://schemas.microsoft.com/office/drawing/2016/5/12/chartex" xmlns:cx7="http://schemas.microsoft.com/office/drawing/2016/5/13/chartex" xmlns:cx8="http://schemas.microsoft.com/office/drawing/2016/5/14/chartex" xmlns:mc="http://schemas.openxmlformats.org/markup-compatibility/2006" xmlns:aink="http://schemas.microsoft.com/office/drawing/2016/ink" xmlns:am3d="http://schemas.microsoft.com/office/drawing/2017/model3d" xmlns:o="urn:schemas-microsoft-com:office:office" xmlns:oel="http://schemas.microsoft.com/office/2019/extlst" xmlns:r="http://schemas.openxmlformats.org/officeDocument/2006/relationships" xmlns:m="http://schemas.openxmlformats.org/officeDocument/2006/math" xmlns:v="urn:schemas-microsoft-com:vml" xmlns:wp14="http://schemas.microsoft.com/office/word/2010/wordprocessingDrawing" xmlns:wp="http://schemas.openxmlformats.org/drawingml/2006/wordprocessingDrawing" xmlns:w10="urn:schemas-microsoft-com:office:word" xmlns:w="http://schemas.openxmlformats.org/wordprocessingml/2006/main" xmlns:w14="http://schemas.microsoft.com/office/word/2010/wordml" xmlns:w15="http://schemas.microsoft.com/office/word/2012/wordml" xmlns:w16cex="http://schemas.microsoft.com/office/word/2018/wordml/cex" xmlns:w16cid="http://schemas.microsoft.com/office/word/2016/wordml/cid" xmlns:w16="http://schemas.microsoft.com/office/word/2018/wordml" xmlns:w16du="http://schemas.microsoft.com/office/word/2023/wordml/word16du" xmlns:w16sdtdh="http://schemas.microsoft.com/office/word/2020/wordml/sdtdatahash" xmlns:w16sdtfl="http://schemas.microsoft.com/office/word/2024/wordml/sdtformatlock" xmlns:w16se="http://schemas.microsoft.com/office/word/2015/wordml/symex" xmlns:wpg="http://schemas.microsoft.com/office/word/2010/wordprocessingGroup" xmlns:wpi="http://schemas.microsoft.com/office/word/2010/wordprocessingInk" xmlns:wne="http://schemas.microsoft.com/office/word/2006/wordml" xmlns:wps="http://schemas.microsoft.com/office/word/2010/wordprocessingShape" mc:Ignorable="w14 w15 w16se w16cid w16 w16cex w16sdtdh w16sdtfl w16du wp14">
+<w:endnotes xmlns:wpc="http://schemas.microsoft.com/office/word/2010/wordprocessingCanvas" xmlns:cx="http://schemas.microsoft.com/office/drawing/2014/chartex" xmlns:cx1="http://schemas.microsoft.com/office/drawing/2015/9/8/chartex" xmlns:cx2="http://schemas.microsoft.com/office/drawing/2015/10/21/chartex" xmlns:cx3="http://schemas.microsoft.com/office/drawing/2016/5/9/chartex" xmlns:cx4="http://schemas.microsoft.com/office/drawing/2016/5/10/chartex" xmlns:cx5="http://schemas.microsoft.com/office/drawing/2016/5/11/chartex" xmlns:cx6="http://schemas.microsoft.com/office/drawing/2016/5/12/chartex" xmlns:cx7="http://schemas.microsoft.com/office/drawing/2016/5/13/chartex" xmlns:cx8="http://schemas.microsoft.com/office/drawing/2016/5/14/chartex" xmlns:mc="http://schemas.openxmlformats.org/markup-compatibility/2006" xmlns:aink="http://schemas.microsoft.com/office/drawing/2016/ink" xmlns:am3d="http://schemas.microsoft.com/office/drawing/2017/model3d" xmlns:o="urn:schemas-microsoft-com:office:office" xmlns:oel="http://schemas.microsoft.com/office/2019/extlst" xmlns:r="http://schemas.openxmlformats.org/officeDocument/2006/relationships" xmlns:m="http://schemas.openxmlformats.org/officeDocument/2006/math" xmlns:v="urn:schemas-microsoft-com:vml" xmlns:wp14="http://schemas.microsoft.com/office/word/2010/wordprocessingDrawing" xmlns:wp="http://schemas.openxmlformats.org/drawingml/2006/wordprocessingDrawing" xmlns:w10="urn:schemas-microsoft-com:office:word" xmlns:w="http://schemas.openxmlformats.org/wordprocessingml/2006/main" xmlns:w14="http://schemas.microsoft.com/office/word/2010/wordml" xmlns:w15="http://schemas.microsoft.com/office/word/2012/wordml" xmlns:w16cei="http://schemas.microsoft.com/office/word/2026/wordml/cei" xmlns:w16cex="http://schemas.microsoft.com/office/word/2018/wordml/cex" xmlns:w16cid="http://schemas.microsoft.com/office/word/2016/wordml/cid" xmlns:w16="http://schemas.microsoft.com/office/word/2018/wordml" xmlns:w16du="http://schemas.microsoft.com/office/word/2023/wordml/word16du" xmlns:w16sdtdh="http://schemas.microsoft.com/office/word/2020/wordml/sdtdatahash" xmlns:w16sdtfl="http://schemas.microsoft.com/office/word/2024/wordml/sdtformatlock" xmlns:w16se="http://schemas.microsoft.com/office/word/2015/wordml/symex" xmlns:wpg="http://schemas.microsoft.com/office/word/2010/wordprocessingGroup" xmlns:wpi="http://schemas.microsoft.com/office/word/2010/wordprocessingInk" xmlns:wne="http://schemas.microsoft.com/office/word/2006/wordml" xmlns:wps="http://schemas.microsoft.com/office/word/2010/wordprocessingShape" mc:Ignorable="w14 w15 w16se w16cid w16 w16cex w16sdtdh w16sdtfl w16du wp14">
   <w:endnote w:type="separator" w:id="-1">
     <w:p>
       <w:pPr>
@@ -5758,7 +6029,7 @@
 </file>
 
 <file path=word/footer1.xml><?xml version="1.0" encoding="utf-8"?>
-<w:ftr xmlns:wpc="http://schemas.microsoft.com/office/word/2010/wordprocessingCanvas" xmlns:cx="http://schemas.microsoft.com/office/drawing/2014/chartex" xmlns:cx1="http://schemas.microsoft.com/office/drawing/2015/9/8/chartex" xmlns:cx2="http://schemas.microsoft.com/office/drawing/2015/10/21/chartex" xmlns:cx3="http://schemas.microsoft.com/office/drawing/2016/5/9/chartex" xmlns:cx4="http://schemas.microsoft.com/office/drawing/2016/5/10/chartex" xmlns:cx5="http://schemas.microsoft.com/office/drawing/2016/5/11/chartex" xmlns:cx6="http://schemas.microsoft.com/office/drawing/2016/5/12/chartex" xmlns:cx7="http://schemas.microsoft.com/office/drawing/2016/5/13/chartex" xmlns:cx8="http://schemas.microsoft.com/office/drawing/2016/5/14/chartex" xmlns:mc="http://schemas.openxmlformats.org/markup-compatibility/2006" xmlns:aink="http://schemas.microsoft.com/office/drawing/2016/ink" xmlns:am3d="http://schemas.microsoft.com/office/drawing/2017/model3d" xmlns:o="urn:schemas-microsoft-com:office:office" xmlns:oel="http://schemas.microsoft.com/office/2019/extlst" xmlns:r="http://schemas.openxmlformats.org/officeDocument/2006/relationships" xmlns:m="http://schemas.openxmlformats.org/officeDocument/2006/math" xmlns:v="urn:schemas-microsoft-com:vml" xmlns:wp14="http://schemas.microsoft.com/office/word/2010/wordprocessingDrawing" xmlns:wp="http://schemas.openxmlformats.org/drawingml/2006/wordprocessingDrawing" xmlns:w10="urn:schemas-microsoft-com:office:word" xmlns:w="http://schemas.openxmlformats.org/wordprocessingml/2006/main" xmlns:w14="http://schemas.microsoft.com/office/word/2010/wordml" xmlns:w15="http://schemas.microsoft.com/office/word/2012/wordml" xmlns:w16cex="http://schemas.microsoft.com/office/word/2018/wordml/cex" xmlns:w16cid="http://schemas.microsoft.com/office/word/2016/wordml/cid" xmlns:w16="http://schemas.microsoft.com/office/word/2018/wordml" xmlns:w16du="http://schemas.microsoft.com/office/word/2023/wordml/word16du" xmlns:w16sdtdh="http://schemas.microsoft.com/office/word/2020/wordml/sdtdatahash" xmlns:w16sdtfl="http://schemas.microsoft.com/office/word/2024/wordml/sdtformatlock" xmlns:w16se="http://schemas.microsoft.com/office/word/2015/wordml/symex" xmlns:wpg="http://schemas.microsoft.com/office/word/2010/wordprocessingGroup" xmlns:wpi="http://schemas.microsoft.com/office/word/2010/wordprocessingInk" xmlns:wne="http://schemas.microsoft.com/office/word/2006/wordml" xmlns:wps="http://schemas.microsoft.com/office/word/2010/wordprocessingShape" mc:Ignorable="w14 w15 w16se w16cid w16 w16cex w16sdtdh w16sdtfl w16du wp14">
+<w:ftr xmlns:wpc="http://schemas.microsoft.com/office/word/2010/wordprocessingCanvas" xmlns:cx="http://schemas.microsoft.com/office/drawing/2014/chartex" xmlns:cx1="http://schemas.microsoft.com/office/drawing/2015/9/8/chartex" xmlns:cx2="http://schemas.microsoft.com/office/drawing/2015/10/21/chartex" xmlns:cx3="http://schemas.microsoft.com/office/drawing/2016/5/9/chartex" xmlns:cx4="http://schemas.microsoft.com/office/drawing/2016/5/10/chartex" xmlns:cx5="http://schemas.microsoft.com/office/drawing/2016/5/11/chartex" xmlns:cx6="http://schemas.microsoft.com/office/drawing/2016/5/12/chartex" xmlns:cx7="http://schemas.microsoft.com/office/drawing/2016/5/13/chartex" xmlns:cx8="http://schemas.microsoft.com/office/drawing/2016/5/14/chartex" xmlns:mc="http://schemas.openxmlformats.org/markup-compatibility/2006" xmlns:aink="http://schemas.microsoft.com/office/drawing/2016/ink" xmlns:am3d="http://schemas.microsoft.com/office/drawing/2017/model3d" xmlns:o="urn:schemas-microsoft-com:office:office" xmlns:oel="http://schemas.microsoft.com/office/2019/extlst" xmlns:r="http://schemas.openxmlformats.org/officeDocument/2006/relationships" xmlns:m="http://schemas.openxmlformats.org/officeDocument/2006/math" xmlns:v="urn:schemas-microsoft-com:vml" xmlns:wp14="http://schemas.microsoft.com/office/word/2010/wordprocessingDrawing" xmlns:wp="http://schemas.openxmlformats.org/drawingml/2006/wordprocessingDrawing" xmlns:w10="urn:schemas-microsoft-com:office:word" xmlns:w="http://schemas.openxmlformats.org/wordprocessingml/2006/main" xmlns:w14="http://schemas.microsoft.com/office/word/2010/wordml" xmlns:w15="http://schemas.microsoft.com/office/word/2012/wordml" xmlns:w16cei="http://schemas.microsoft.com/office/word/2026/wordml/cei" xmlns:w16cex="http://schemas.microsoft.com/office/word/2018/wordml/cex" xmlns:w16cid="http://schemas.microsoft.com/office/word/2016/wordml/cid" xmlns:w16="http://schemas.microsoft.com/office/word/2018/wordml" xmlns:w16du="http://schemas.microsoft.com/office/word/2023/wordml/word16du" xmlns:w16sdtdh="http://schemas.microsoft.com/office/word/2020/wordml/sdtdatahash" xmlns:w16sdtfl="http://schemas.microsoft.com/office/word/2024/wordml/sdtformatlock" xmlns:w16se="http://schemas.microsoft.com/office/word/2015/wordml/symex" xmlns:wpg="http://schemas.microsoft.com/office/word/2010/wordprocessingGroup" xmlns:wpi="http://schemas.microsoft.com/office/word/2010/wordprocessingInk" xmlns:wne="http://schemas.microsoft.com/office/word/2006/wordml" xmlns:wps="http://schemas.microsoft.com/office/word/2010/wordprocessingShape" mc:Ignorable="w14 w15 w16se w16cid w16 w16cex w16sdtdh w16sdtfl w16du wp14">
   <w:p>
     <w:pPr>
       <w:pStyle w:val="Footer"/>
@@ -5827,7 +6098,7 @@
 </file>
 
 <file path=word/footer2.xml><?xml version="1.0" encoding="utf-8"?>
-<w:ftr xmlns:wpc="http://schemas.microsoft.com/office/word/2010/wordprocessingCanvas" xmlns:cx="http://schemas.microsoft.com/office/drawing/2014/chartex" xmlns:cx1="http://schemas.microsoft.com/office/drawing/2015/9/8/chartex" xmlns:cx2="http://schemas.microsoft.com/office/drawing/2015/10/21/chartex" xmlns:cx3="http://schemas.microsoft.com/office/drawing/2016/5/9/chartex" xmlns:cx4="http://schemas.microsoft.com/office/drawing/2016/5/10/chartex" xmlns:cx5="http://schemas.microsoft.com/office/drawing/2016/5/11/chartex" xmlns:cx6="http://schemas.microsoft.com/office/drawing/2016/5/12/chartex" xmlns:cx7="http://schemas.microsoft.com/office/drawing/2016/5/13/chartex" xmlns:cx8="http://schemas.microsoft.com/office/drawing/2016/5/14/chartex" xmlns:mc="http://schemas.openxmlformats.org/markup-compatibility/2006" xmlns:aink="http://schemas.microsoft.com/office/drawing/2016/ink" xmlns:am3d="http://schemas.microsoft.com/office/drawing/2017/model3d" xmlns:o="urn:schemas-microsoft-com:office:office" xmlns:oel="http://schemas.microsoft.com/office/2019/extlst" xmlns:r="http://schemas.openxmlformats.org/officeDocument/2006/relationships" xmlns:m="http://schemas.openxmlformats.org/officeDocument/2006/math" xmlns:v="urn:schemas-microsoft-com:vml" xmlns:wp14="http://schemas.microsoft.com/office/word/2010/wordprocessingDrawing" xmlns:wp="http://schemas.openxmlformats.org/drawingml/2006/wordprocessingDrawing" xmlns:w10="urn:schemas-microsoft-com:office:word" xmlns:w="http://schemas.openxmlformats.org/wordprocessingml/2006/main" xmlns:w14="http://schemas.microsoft.com/office/word/2010/wordml" xmlns:w15="http://schemas.microsoft.com/office/word/2012/wordml" xmlns:w16cex="http://schemas.microsoft.com/office/word/2018/wordml/cex" xmlns:w16cid="http://schemas.microsoft.com/office/word/2016/wordml/cid" xmlns:w16="http://schemas.microsoft.com/office/word/2018/wordml" xmlns:w16du="http://schemas.microsoft.com/office/word/2023/wordml/word16du" xmlns:w16sdtdh="http://schemas.microsoft.com/office/word/2020/wordml/sdtdatahash" xmlns:w16sdtfl="http://schemas.microsoft.com/office/word/2024/wordml/sdtformatlock" xmlns:w16se="http://schemas.microsoft.com/office/word/2015/wordml/symex" xmlns:wpg="http://schemas.microsoft.com/office/word/2010/wordprocessingGroup" xmlns:wpi="http://schemas.microsoft.com/office/word/2010/wordprocessingInk" xmlns:wne="http://schemas.microsoft.com/office/word/2006/wordml" xmlns:wps="http://schemas.microsoft.com/office/word/2010/wordprocessingShape" mc:Ignorable="w14 w15 w16se w16cid w16 w16cex w16sdtdh w16sdtfl w16du wp14">
+<w:ftr xmlns:wpc="http://schemas.microsoft.com/office/word/2010/wordprocessingCanvas" xmlns:cx="http://schemas.microsoft.com/office/drawing/2014/chartex" xmlns:cx1="http://schemas.microsoft.com/office/drawing/2015/9/8/chartex" xmlns:cx2="http://schemas.microsoft.com/office/drawing/2015/10/21/chartex" xmlns:cx3="http://schemas.microsoft.com/office/drawing/2016/5/9/chartex" xmlns:cx4="http://schemas.microsoft.com/office/drawing/2016/5/10/chartex" xmlns:cx5="http://schemas.microsoft.com/office/drawing/2016/5/11/chartex" xmlns:cx6="http://schemas.microsoft.com/office/drawing/2016/5/12/chartex" xmlns:cx7="http://schemas.microsoft.com/office/drawing/2016/5/13/chartex" xmlns:cx8="http://schemas.microsoft.com/office/drawing/2016/5/14/chartex" xmlns:mc="http://schemas.openxmlformats.org/markup-compatibility/2006" xmlns:aink="http://schemas.microsoft.com/office/drawing/2016/ink" xmlns:am3d="http://schemas.microsoft.com/office/drawing/2017/model3d" xmlns:o="urn:schemas-microsoft-com:office:office" xmlns:oel="http://schemas.microsoft.com/office/2019/extlst" xmlns:r="http://schemas.openxmlformats.org/officeDocument/2006/relationships" xmlns:m="http://schemas.openxmlformats.org/officeDocument/2006/math" xmlns:v="urn:schemas-microsoft-com:vml" xmlns:wp14="http://schemas.microsoft.com/office/word/2010/wordprocessingDrawing" xmlns:wp="http://schemas.openxmlformats.org/drawingml/2006/wordprocessingDrawing" xmlns:w10="urn:schemas-microsoft-com:office:word" xmlns:w="http://schemas.openxmlformats.org/wordprocessingml/2006/main" xmlns:w14="http://schemas.microsoft.com/office/word/2010/wordml" xmlns:w15="http://schemas.microsoft.com/office/word/2012/wordml" xmlns:w16cei="http://schemas.microsoft.com/office/word/2026/wordml/cei" xmlns:w16cex="http://schemas.microsoft.com/office/word/2018/wordml/cex" xmlns:w16cid="http://schemas.microsoft.com/office/word/2016/wordml/cid" xmlns:w16="http://schemas.microsoft.com/office/word/2018/wordml" xmlns:w16du="http://schemas.microsoft.com/office/word/2023/wordml/word16du" xmlns:w16sdtdh="http://schemas.microsoft.com/office/word/2020/wordml/sdtdatahash" xmlns:w16sdtfl="http://schemas.microsoft.com/office/word/2024/wordml/sdtformatlock" xmlns:w16se="http://schemas.microsoft.com/office/word/2015/wordml/symex" xmlns:wpg="http://schemas.microsoft.com/office/word/2010/wordprocessingGroup" xmlns:wpi="http://schemas.microsoft.com/office/word/2010/wordprocessingInk" xmlns:wne="http://schemas.microsoft.com/office/word/2006/wordml" xmlns:wps="http://schemas.microsoft.com/office/word/2010/wordprocessingShape" mc:Ignorable="w14 w15 w16se w16cid w16 w16cex w16sdtdh w16sdtfl w16du wp14">
   <w:p>
     <w:pPr>
       <w:pStyle w:val="Footer"/>
@@ -5920,7 +6191,7 @@
 </file>
 
 <file path=word/footnotes.xml><?xml version="1.0" encoding="utf-8"?>
-<w:footnotes xmlns:wpc="http://schemas.microsoft.com/office/word/2010/wordprocessingCanvas" xmlns:cx="http://schemas.microsoft.com/office/drawing/2014/chartex" xmlns:cx1="http://schemas.microsoft.com/office/drawing/2015/9/8/chartex" xmlns:cx2="http://schemas.microsoft.com/office/drawing/2015/10/21/chartex" xmlns:cx3="http://schemas.microsoft.com/office/drawing/2016/5/9/chartex" xmlns:cx4="http://schemas.microsoft.com/office/drawing/2016/5/10/chartex" xmlns:cx5="http://schemas.microsoft.com/office/drawing/2016/5/11/chartex" xmlns:cx6="http://schemas.microsoft.com/office/drawing/2016/5/12/chartex" xmlns:cx7="http://schemas.microsoft.com/office/drawing/2016/5/13/chartex" xmlns:cx8="http://schemas.microsoft.com/office/drawing/2016/5/14/chartex" xmlns:mc="http://schemas.openxmlformats.org/markup-compatibility/2006" xmlns:aink="http://schemas.microsoft.com/office/drawing/2016/ink" xmlns:am3d="http://schemas.microsoft.com/office/drawing/2017/model3d" xmlns:o="urn:schemas-microsoft-com:office:office" xmlns:oel="http://schemas.microsoft.com/office/2019/extlst" xmlns:r="http://schemas.openxmlformats.org/officeDocument/2006/relationships" xmlns:m="http://schemas.openxmlformats.org/officeDocument/2006/math" xmlns:v="urn:schemas-microsoft-com:vml" xmlns:wp14="http://schemas.microsoft.com/office/word/2010/wordprocessingDrawing" xmlns:wp="http://schemas.openxmlformats.org/drawingml/2006/wordprocessingDrawing" xmlns:w10="urn:schemas-microsoft-com:office:word" xmlns:w="http://schemas.openxmlformats.org/wordprocessingml/2006/main" xmlns:w14="http://schemas.microsoft.com/office/word/2010/wordml" xmlns:w15="http://schemas.microsoft.com/office/word/2012/wordml" xmlns:w16cex="http://schemas.microsoft.com/office/word/2018/wordml/cex" xmlns:w16cid="http://schemas.microsoft.com/office/word/2016/wordml/cid" xmlns:w16="http://schemas.microsoft.com/office/word/2018/wordml" xmlns:w16du="http://schemas.microsoft.com/office/word/2023/wordml/word16du" xmlns:w16sdtdh="http://schemas.microsoft.com/office/word/2020/wordml/sdtdatahash" xmlns:w16sdtfl="http://schemas.microsoft.com/office/word/2024/wordml/sdtformatlock" xmlns:w16se="http://schemas.microsoft.com/office/word/2015/wordml/symex" xmlns:wpg="http://schemas.microsoft.com/office/word/2010/wordprocessingGroup" xmlns:wpi="http://schemas.microsoft.com/office/word/2010/wordprocessingInk" xmlns:wne="http://schemas.microsoft.com/office/word/2006/wordml" xmlns:wps="http://schemas.microsoft.com/office/word/2010/wordprocessingShape" mc:Ignorable="w14 w15 w16se w16cid w16 w16cex w16sdtdh w16sdtfl w16du wp14">
+<w:footnotes xmlns:wpc="http://schemas.microsoft.com/office/word/2010/wordprocessingCanvas" xmlns:cx="http://schemas.microsoft.com/office/drawing/2014/chartex" xmlns:cx1="http://schemas.microsoft.com/office/drawing/2015/9/8/chartex" xmlns:cx2="http://schemas.microsoft.com/office/drawing/2015/10/21/chartex" xmlns:cx3="http://schemas.microsoft.com/office/drawing/2016/5/9/chartex" xmlns:cx4="http://schemas.microsoft.com/office/drawing/2016/5/10/chartex" xmlns:cx5="http://schemas.microsoft.com/office/drawing/2016/5/11/chartex" xmlns:cx6="http://schemas.microsoft.com/office/drawing/2016/5/12/chartex" xmlns:cx7="http://schemas.microsoft.com/office/drawing/2016/5/13/chartex" xmlns:cx8="http://schemas.microsoft.com/office/drawing/2016/5/14/chartex" xmlns:mc="http://schemas.openxmlformats.org/markup-compatibility/2006" xmlns:aink="http://schemas.microsoft.com/office/drawing/2016/ink" xmlns:am3d="http://schemas.microsoft.com/office/drawing/2017/model3d" xmlns:o="urn:schemas-microsoft-com:office:office" xmlns:oel="http://schemas.microsoft.com/office/2019/extlst" xmlns:r="http://schemas.openxmlformats.org/officeDocument/2006/relationships" xmlns:m="http://schemas.openxmlformats.org/officeDocument/2006/math" xmlns:v="urn:schemas-microsoft-com:vml" xmlns:wp14="http://schemas.microsoft.com/office/word/2010/wordprocessingDrawing" xmlns:wp="http://schemas.openxmlformats.org/drawingml/2006/wordprocessingDrawing" xmlns:w10="urn:schemas-microsoft-com:office:word" xmlns:w="http://schemas.openxmlformats.org/wordprocessingml/2006/main" xmlns:w14="http://schemas.microsoft.com/office/word/2010/wordml" xmlns:w15="http://schemas.microsoft.com/office/word/2012/wordml" xmlns:w16cei="http://schemas.microsoft.com/office/word/2026/wordml/cei" xmlns:w16cex="http://schemas.microsoft.com/office/word/2018/wordml/cex" xmlns:w16cid="http://schemas.microsoft.com/office/word/2016/wordml/cid" xmlns:w16="http://schemas.microsoft.com/office/word/2018/wordml" xmlns:w16du="http://schemas.microsoft.com/office/word/2023/wordml/word16du" xmlns:w16sdtdh="http://schemas.microsoft.com/office/word/2020/wordml/sdtdatahash" xmlns:w16sdtfl="http://schemas.microsoft.com/office/word/2024/wordml/sdtformatlock" xmlns:w16se="http://schemas.microsoft.com/office/word/2015/wordml/symex" xmlns:wpg="http://schemas.microsoft.com/office/word/2010/wordprocessingGroup" xmlns:wpi="http://schemas.microsoft.com/office/word/2010/wordprocessingInk" xmlns:wne="http://schemas.microsoft.com/office/word/2006/wordml" xmlns:wps="http://schemas.microsoft.com/office/word/2010/wordprocessingShape" mc:Ignorable="w14 w15 w16se w16cid w16 w16cex w16sdtdh w16sdtfl w16du wp14">
   <w:footnote w:type="separator" w:id="-1">
     <w:p>
       <w:pPr>
@@ -5945,7 +6216,7 @@
 </file>
 
 <file path=word/header1.xml><?xml version="1.0" encoding="utf-8"?>
-<w:hdr xmlns:wpc="http://schemas.microsoft.com/office/word/2010/wordprocessingCanvas" xmlns:cx="http://schemas.microsoft.com/office/drawing/2014/chartex" xmlns:cx1="http://schemas.microsoft.com/office/drawing/2015/9/8/chartex" xmlns:cx2="http://schemas.microsoft.com/office/drawing/2015/10/21/chartex" xmlns:cx3="http://schemas.microsoft.com/office/drawing/2016/5/9/chartex" xmlns:cx4="http://schemas.microsoft.com/office/drawing/2016/5/10/chartex" xmlns:cx5="http://schemas.microsoft.com/office/drawing/2016/5/11/chartex" xmlns:cx6="http://schemas.microsoft.com/office/drawing/2016/5/12/chartex" xmlns:cx7="http://schemas.microsoft.com/office/drawing/2016/5/13/chartex" xmlns:cx8="http://schemas.microsoft.com/office/drawing/2016/5/14/chartex" xmlns:mc="http://schemas.openxmlformats.org/markup-compatibility/2006" xmlns:aink="http://schemas.microsoft.com/office/drawing/2016/ink" xmlns:am3d="http://schemas.microsoft.com/office/drawing/2017/model3d" xmlns:o="urn:schemas-microsoft-com:office:office" xmlns:oel="http://schemas.microsoft.com/office/2019/extlst" xmlns:r="http://schemas.openxmlformats.org/officeDocument/2006/relationships" xmlns:m="http://schemas.openxmlformats.org/officeDocument/2006/math" xmlns:v="urn:schemas-microsoft-com:vml" xmlns:wp14="http://schemas.microsoft.com/office/word/2010/wordprocessingDrawing" xmlns:wp="http://schemas.openxmlformats.org/drawingml/2006/wordprocessingDrawing" xmlns:w10="urn:schemas-microsoft-com:office:word" xmlns:w="http://schemas.openxmlformats.org/wordprocessingml/2006/main" xmlns:w14="http://schemas.microsoft.com/office/word/2010/wordml" xmlns:w15="http://schemas.microsoft.com/office/word/2012/wordml" xmlns:w16cex="http://schemas.microsoft.com/office/word/2018/wordml/cex" xmlns:w16cid="http://schemas.microsoft.com/office/word/2016/wordml/cid" xmlns:w16="http://schemas.microsoft.com/office/word/2018/wordml" xmlns:w16du="http://schemas.microsoft.com/office/word/2023/wordml/word16du" xmlns:w16sdtdh="http://schemas.microsoft.com/office/word/2020/wordml/sdtdatahash" xmlns:w16sdtfl="http://schemas.microsoft.com/office/word/2024/wordml/sdtformatlock" xmlns:w16se="http://schemas.microsoft.com/office/word/2015/wordml/symex" xmlns:wpg="http://schemas.microsoft.com/office/word/2010/wordprocessingGroup" xmlns:wpi="http://schemas.microsoft.com/office/word/2010/wordprocessingInk" xmlns:wne="http://schemas.microsoft.com/office/word/2006/wordml" xmlns:wps="http://schemas.microsoft.com/office/word/2010/wordprocessingShape" mc:Ignorable="w14 w15 w16se w16cid w16 w16cex w16sdtdh w16sdtfl w16du wp14">
+<w:hdr xmlns:wpc="http://schemas.microsoft.com/office/word/2010/wordprocessingCanvas" xmlns:cx="http://schemas.microsoft.com/office/drawing/2014/chartex" xmlns:cx1="http://schemas.microsoft.com/office/drawing/2015/9/8/chartex" xmlns:cx2="http://schemas.microsoft.com/office/drawing/2015/10/21/chartex" xmlns:cx3="http://schemas.microsoft.com/office/drawing/2016/5/9/chartex" xmlns:cx4="http://schemas.microsoft.com/office/drawing/2016/5/10/chartex" xmlns:cx5="http://schemas.microsoft.com/office/drawing/2016/5/11/chartex" xmlns:cx6="http://schemas.microsoft.com/office/drawing/2016/5/12/chartex" xmlns:cx7="http://schemas.microsoft.com/office/drawing/2016/5/13/chartex" xmlns:cx8="http://schemas.microsoft.com/office/drawing/2016/5/14/chartex" xmlns:mc="http://schemas.openxmlformats.org/markup-compatibility/2006" xmlns:aink="http://schemas.microsoft.com/office/drawing/2016/ink" xmlns:am3d="http://schemas.microsoft.com/office/drawing/2017/model3d" xmlns:o="urn:schemas-microsoft-com:office:office" xmlns:oel="http://schemas.microsoft.com/office/2019/extlst" xmlns:r="http://schemas.openxmlformats.org/officeDocument/2006/relationships" xmlns:m="http://schemas.openxmlformats.org/officeDocument/2006/math" xmlns:v="urn:schemas-microsoft-com:vml" xmlns:wp14="http://schemas.microsoft.com/office/word/2010/wordprocessingDrawing" xmlns:wp="http://schemas.openxmlformats.org/drawingml/2006/wordprocessingDrawing" xmlns:w10="urn:schemas-microsoft-com:office:word" xmlns:w="http://schemas.openxmlformats.org/wordprocessingml/2006/main" xmlns:w14="http://schemas.microsoft.com/office/word/2010/wordml" xmlns:w15="http://schemas.microsoft.com/office/word/2012/wordml" xmlns:w16cei="http://schemas.microsoft.com/office/word/2026/wordml/cei" xmlns:w16cex="http://schemas.microsoft.com/office/word/2018/wordml/cex" xmlns:w16cid="http://schemas.microsoft.com/office/word/2016/wordml/cid" xmlns:w16="http://schemas.microsoft.com/office/word/2018/wordml" xmlns:w16du="http://schemas.microsoft.com/office/word/2023/wordml/word16du" xmlns:w16sdtdh="http://schemas.microsoft.com/office/word/2020/wordml/sdtdatahash" xmlns:w16sdtfl="http://schemas.microsoft.com/office/word/2024/wordml/sdtformatlock" xmlns:w16se="http://schemas.microsoft.com/office/word/2015/wordml/symex" xmlns:wpg="http://schemas.microsoft.com/office/word/2010/wordprocessingGroup" xmlns:wpi="http://schemas.microsoft.com/office/word/2010/wordprocessingInk" xmlns:wne="http://schemas.microsoft.com/office/word/2006/wordml" xmlns:wps="http://schemas.microsoft.com/office/word/2010/wordprocessingShape" mc:Ignorable="w14 w15 w16se w16cid w16 w16cex w16sdtdh w16sdtfl w16du wp14">
   <w:p>
     <w:pPr>
       <w:pStyle w:val="Header"/>
@@ -5964,7 +6235,7 @@
 </file>
 
 <file path=word/header2.xml><?xml version="1.0" encoding="utf-8"?>
-<w:hdr xmlns:wpc="http://schemas.microsoft.com/office/word/2010/wordprocessingCanvas" xmlns:cx="http://schemas.microsoft.com/office/drawing/2014/chartex" xmlns:cx1="http://schemas.microsoft.com/office/drawing/2015/9/8/chartex" xmlns:cx2="http://schemas.microsoft.com/office/drawing/2015/10/21/chartex" xmlns:cx3="http://schemas.microsoft.com/office/drawing/2016/5/9/chartex" xmlns:cx4="http://schemas.microsoft.com/office/drawing/2016/5/10/chartex" xmlns:cx5="http://schemas.microsoft.com/office/drawing/2016/5/11/chartex" xmlns:cx6="http://schemas.microsoft.com/office/drawing/2016/5/12/chartex" xmlns:cx7="http://schemas.microsoft.com/office/drawing/2016/5/13/chartex" xmlns:cx8="http://schemas.microsoft.com/office/drawing/2016/5/14/chartex" xmlns:mc="http://schemas.openxmlformats.org/markup-compatibility/2006" xmlns:aink="http://schemas.microsoft.com/office/drawing/2016/ink" xmlns:am3d="http://schemas.microsoft.com/office/drawing/2017/model3d" xmlns:o="urn:schemas-microsoft-com:office:office" xmlns:oel="http://schemas.microsoft.com/office/2019/extlst" xmlns:r="http://schemas.openxmlformats.org/officeDocument/2006/relationships" xmlns:m="http://schemas.openxmlformats.org/officeDocument/2006/math" xmlns:v="urn:schemas-microsoft-com:vml" xmlns:wp14="http://schemas.microsoft.com/office/word/2010/wordprocessingDrawing" xmlns:wp="http://schemas.openxmlformats.org/drawingml/2006/wordprocessingDrawing" xmlns:w10="urn:schemas-microsoft-com:office:word" xmlns:w="http://schemas.openxmlformats.org/wordprocessingml/2006/main" xmlns:w14="http://schemas.microsoft.com/office/word/2010/wordml" xmlns:w15="http://schemas.microsoft.com/office/word/2012/wordml" xmlns:w16cex="http://schemas.microsoft.com/office/word/2018/wordml/cex" xmlns:w16cid="http://schemas.microsoft.com/office/word/2016/wordml/cid" xmlns:w16="http://schemas.microsoft.com/office/word/2018/wordml" xmlns:w16du="http://schemas.microsoft.com/office/word/2023/wordml/word16du" xmlns:w16sdtdh="http://schemas.microsoft.com/office/word/2020/wordml/sdtdatahash" xmlns:w16sdtfl="http://schemas.microsoft.com/office/word/2024/wordml/sdtformatlock" xmlns:w16se="http://schemas.microsoft.com/office/word/2015/wordml/symex" xmlns:wpg="http://schemas.microsoft.com/office/word/2010/wordprocessingGroup" xmlns:wpi="http://schemas.microsoft.com/office/word/2010/wordprocessingInk" xmlns:wne="http://schemas.microsoft.com/office/word/2006/wordml" xmlns:wps="http://schemas.microsoft.com/office/word/2010/wordprocessingShape" mc:Ignorable="w14 w15 w16se w16cid w16 w16cex w16sdtdh w16sdtfl w16du wp14">
+<w:hdr xmlns:wpc="http://schemas.microsoft.com/office/word/2010/wordprocessingCanvas" xmlns:cx="http://schemas.microsoft.com/office/drawing/2014/chartex" xmlns:cx1="http://schemas.microsoft.com/office/drawing/2015/9/8/chartex" xmlns:cx2="http://schemas.microsoft.com/office/drawing/2015/10/21/chartex" xmlns:cx3="http://schemas.microsoft.com/office/drawing/2016/5/9/chartex" xmlns:cx4="http://schemas.microsoft.com/office/drawing/2016/5/10/chartex" xmlns:cx5="http://schemas.microsoft.com/office/drawing/2016/5/11/chartex" xmlns:cx6="http://schemas.microsoft.com/office/drawing/2016/5/12/chartex" xmlns:cx7="http://schemas.microsoft.com/office/drawing/2016/5/13/chartex" xmlns:cx8="http://schemas.microsoft.com/office/drawing/2016/5/14/chartex" xmlns:mc="http://schemas.openxmlformats.org/markup-compatibility/2006" xmlns:aink="http://schemas.microsoft.com/office/drawing/2016/ink" xmlns:am3d="http://schemas.microsoft.com/office/drawing/2017/model3d" xmlns:o="urn:schemas-microsoft-com:office:office" xmlns:oel="http://schemas.microsoft.com/office/2019/extlst" xmlns:r="http://schemas.openxmlformats.org/officeDocument/2006/relationships" xmlns:m="http://schemas.openxmlformats.org/officeDocument/2006/math" xmlns:v="urn:schemas-microsoft-com:vml" xmlns:wp14="http://schemas.microsoft.com/office/word/2010/wordprocessingDrawing" xmlns:wp="http://schemas.openxmlformats.org/drawingml/2006/wordprocessingDrawing" xmlns:w10="urn:schemas-microsoft-com:office:word" xmlns:w="http://schemas.openxmlformats.org/wordprocessingml/2006/main" xmlns:w14="http://schemas.microsoft.com/office/word/2010/wordml" xmlns:w15="http://schemas.microsoft.com/office/word/2012/wordml" xmlns:w16cei="http://schemas.microsoft.com/office/word/2026/wordml/cei" xmlns:w16cex="http://schemas.microsoft.com/office/word/2018/wordml/cex" xmlns:w16cid="http://schemas.microsoft.com/office/word/2016/wordml/cid" xmlns:w16="http://schemas.microsoft.com/office/word/2018/wordml" xmlns:w16du="http://schemas.microsoft.com/office/word/2023/wordml/word16du" xmlns:w16sdtdh="http://schemas.microsoft.com/office/word/2020/wordml/sdtdatahash" xmlns:w16sdtfl="http://schemas.microsoft.com/office/word/2024/wordml/sdtformatlock" xmlns:w16se="http://schemas.microsoft.com/office/word/2015/wordml/symex" xmlns:wpg="http://schemas.microsoft.com/office/word/2010/wordprocessingGroup" xmlns:wpi="http://schemas.microsoft.com/office/word/2010/wordprocessingInk" xmlns:wne="http://schemas.microsoft.com/office/word/2006/wordml" xmlns:wps="http://schemas.microsoft.com/office/word/2010/wordprocessingShape" mc:Ignorable="w14 w15 w16se w16cid w16 w16cex w16sdtdh w16sdtfl w16du wp14">
   <w:p>
     <w:pPr>
       <w:pStyle w:val="Header"/>
@@ -6074,7 +6345,7 @@
 </file>
 
 <file path=word/numbering.xml><?xml version="1.0" encoding="utf-8"?>
-<w:numbering xmlns:wpc="http://schemas.microsoft.com/office/word/2010/wordprocessingCanvas" xmlns:cx="http://schemas.microsoft.com/office/drawing/2014/chartex" xmlns:cx1="http://schemas.microsoft.com/office/drawing/2015/9/8/chartex" xmlns:cx2="http://schemas.microsoft.com/office/drawing/2015/10/21/chartex" xmlns:cx3="http://schemas.microsoft.com/office/drawing/2016/5/9/chartex" xmlns:cx4="http://schemas.microsoft.com/office/drawing/2016/5/10/chartex" xmlns:cx5="http://schemas.microsoft.com/office/drawing/2016/5/11/chartex" xmlns:cx6="http://schemas.microsoft.com/office/drawing/2016/5/12/chartex" xmlns:cx7="http://schemas.microsoft.com/office/drawing/2016/5/13/chartex" xmlns:cx8="http://schemas.microsoft.com/office/drawing/2016/5/14/chartex" xmlns:mc="http://schemas.openxmlformats.org/markup-compatibility/2006" xmlns:aink="http://schemas.microsoft.com/office/drawing/2016/ink" xmlns:am3d="http://schemas.microsoft.com/office/drawing/2017/model3d" xmlns:o="urn:schemas-microsoft-com:office:office" xmlns:oel="http://schemas.microsoft.com/office/2019/extlst" xmlns:r="http://schemas.openxmlformats.org/officeDocument/2006/relationships" xmlns:m="http://schemas.openxmlformats.org/officeDocument/2006/math" xmlns:v="urn:schemas-microsoft-com:vml" xmlns:wp14="http://schemas.microsoft.com/office/word/2010/wordprocessingDrawing" xmlns:wp="http://schemas.openxmlformats.org/drawingml/2006/wordprocessingDrawing" xmlns:w10="urn:schemas-microsoft-com:office:word" xmlns:w="http://schemas.openxmlformats.org/wordprocessingml/2006/main" xmlns:w14="http://schemas.microsoft.com/office/word/2010/wordml" xmlns:w15="http://schemas.microsoft.com/office/word/2012/wordml" xmlns:w16cex="http://schemas.microsoft.com/office/word/2018/wordml/cex" xmlns:w16cid="http://schemas.microsoft.com/office/word/2016/wordml/cid" xmlns:w16="http://schemas.microsoft.com/office/word/2018/wordml" xmlns:w16du="http://schemas.microsoft.com/office/word/2023/wordml/word16du" xmlns:w16sdtdh="http://schemas.microsoft.com/office/word/2020/wordml/sdtdatahash" xmlns:w16sdtfl="http://schemas.microsoft.com/office/word/2024/wordml/sdtformatlock" xmlns:w16se="http://schemas.microsoft.com/office/word/2015/wordml/symex" xmlns:wpg="http://schemas.microsoft.com/office/word/2010/wordprocessingGroup" xmlns:wpi="http://schemas.microsoft.com/office/word/2010/wordprocessingInk" xmlns:wne="http://schemas.microsoft.com/office/word/2006/wordml" xmlns:wps="http://schemas.microsoft.com/office/word/2010/wordprocessingShape" mc:Ignorable="w14 w15 w16se w16cid w16 w16cex w16sdtdh w16sdtfl w16du wp14">
+<w:numbering xmlns:wpc="http://schemas.microsoft.com/office/word/2010/wordprocessingCanvas" xmlns:cx="http://schemas.microsoft.com/office/drawing/2014/chartex" xmlns:cx1="http://schemas.microsoft.com/office/drawing/2015/9/8/chartex" xmlns:cx2="http://schemas.microsoft.com/office/drawing/2015/10/21/chartex" xmlns:cx3="http://schemas.microsoft.com/office/drawing/2016/5/9/chartex" xmlns:cx4="http://schemas.microsoft.com/office/drawing/2016/5/10/chartex" xmlns:cx5="http://schemas.microsoft.com/office/drawing/2016/5/11/chartex" xmlns:cx6="http://schemas.microsoft.com/office/drawing/2016/5/12/chartex" xmlns:cx7="http://schemas.microsoft.com/office/drawing/2016/5/13/chartex" xmlns:cx8="http://schemas.microsoft.com/office/drawing/2016/5/14/chartex" xmlns:mc="http://schemas.openxmlformats.org/markup-compatibility/2006" xmlns:aink="http://schemas.microsoft.com/office/drawing/2016/ink" xmlns:am3d="http://schemas.microsoft.com/office/drawing/2017/model3d" xmlns:o="urn:schemas-microsoft-com:office:office" xmlns:oel="http://schemas.microsoft.com/office/2019/extlst" xmlns:r="http://schemas.openxmlformats.org/officeDocument/2006/relationships" xmlns:m="http://schemas.openxmlformats.org/officeDocument/2006/math" xmlns:v="urn:schemas-microsoft-com:vml" xmlns:wp14="http://schemas.microsoft.com/office/word/2010/wordprocessingDrawing" xmlns:wp="http://schemas.openxmlformats.org/drawingml/2006/wordprocessingDrawing" xmlns:w10="urn:schemas-microsoft-com:office:word" xmlns:w="http://schemas.openxmlformats.org/wordprocessingml/2006/main" xmlns:w14="http://schemas.microsoft.com/office/word/2010/wordml" xmlns:w15="http://schemas.microsoft.com/office/word/2012/wordml" xmlns:w16cei="http://schemas.microsoft.com/office/word/2026/wordml/cei" xmlns:w16cex="http://schemas.microsoft.com/office/word/2018/wordml/cex" xmlns:w16cid="http://schemas.microsoft.com/office/word/2016/wordml/cid" xmlns:w16="http://schemas.microsoft.com/office/word/2018/wordml" xmlns:w16du="http://schemas.microsoft.com/office/word/2023/wordml/word16du" xmlns:w16sdtdh="http://schemas.microsoft.com/office/word/2020/wordml/sdtdatahash" xmlns:w16sdtfl="http://schemas.microsoft.com/office/word/2024/wordml/sdtformatlock" xmlns:w16se="http://schemas.microsoft.com/office/word/2015/wordml/symex" xmlns:wpg="http://schemas.microsoft.com/office/word/2010/wordprocessingGroup" xmlns:wpi="http://schemas.microsoft.com/office/word/2010/wordprocessingInk" xmlns:wne="http://schemas.microsoft.com/office/word/2006/wordml" xmlns:wps="http://schemas.microsoft.com/office/word/2010/wordprocessingShape" mc:Ignorable="w14 w15 w16se w16cid w16 w16cex w16sdtdh w16sdtfl w16du wp14">
   <w:abstractNum w:abstractNumId="0" w15:restartNumberingAfterBreak="0">
     <w:nsid w:val="04624BC0"/>
     <w:multiLevelType w:val="hybridMultilevel"/>
@@ -8999,7 +9270,6 @@
   <w:style w:type="character" w:default="1" w:styleId="DefaultParagraphFont">
     <w:name w:val="Default Paragraph Font"/>
     <w:uiPriority w:val="1"/>
-    <w:semiHidden/>
     <w:unhideWhenUsed/>
   </w:style>
   <w:style w:type="table" w:default="1" w:styleId="TableNormal">
@@ -9491,6 +9761,29 @@
       </w:tblBorders>
     </w:tblPr>
   </w:style>
+  <w:style w:type="character" w:styleId="FollowedHyperlink">
+    <w:name w:val="FollowedHyperlink"/>
+    <w:basedOn w:val="DefaultParagraphFont"/>
+    <w:uiPriority w:val="99"/>
+    <w:semiHidden/>
+    <w:unhideWhenUsed/>
+    <w:rsid w:val="005417EC"/>
+    <w:rPr>
+      <w:color w:val="96607D" w:themeColor="followedHyperlink"/>
+      <w:u w:val="single"/>
+    </w:rPr>
+  </w:style>
+  <w:style w:type="paragraph" w:styleId="Bibliography">
+    <w:name w:val="Bibliography"/>
+    <w:basedOn w:val="Normal"/>
+    <w:next w:val="Normal"/>
+    <w:uiPriority w:val="37"/>
+    <w:unhideWhenUsed/>
+    <w:rsid w:val="006E317C"/>
+    <w:pPr>
+      <w:spacing w:after="240" w:line="240" w:lineRule="auto"/>
+    </w:pPr>
+  </w:style>
 </w:styles>
 </file>
 
